--- a/02_Meetings/2026-08-17_discovery-call.docx
+++ b/02_Meetings/2026-08-17_discovery-call.docx
@@ -141,7 +141,7 @@
               <w:rPr>
                 <w:sz w:val="19"/>
               </w:rPr>
-              <w:t>60 Minuten (Agenda-Planung: 45 Min.)</w:t>
+              <w:t>60 Minuten</w:t>
             </w:r>
           </w:p>
         </w:tc>
@@ -362,7 +362,7 @@
           <w:color w:val="7F7F7F"/>
           <w:sz w:val="15"/>
         </w:rPr>
-        <w:t>LAUT EINLADUNG – ANWESENHEIT IM TERMIN BESTÄTIGEN</w:t>
+        <w:t>LAUT EINLADUNG</w:t>
       </w:r>
     </w:p>
     <w:p>
@@ -587,7 +587,7 @@
               <w:rPr>
                 <w:sz w:val="19"/>
               </w:rPr>
-              <w:t>Melanie Frank</w:t>
+              <w:t>Dr. Thomas Wilke</w:t>
             </w:r>
           </w:p>
         </w:tc>
@@ -603,7 +603,7 @@
               <w:rPr>
                 <w:sz w:val="19"/>
               </w:rPr>
-              <w:t>melanie.frank@biotec-gmbh.com</w:t>
+              <w:t>twilke@certania.com</w:t>
             </w:r>
           </w:p>
         </w:tc>
@@ -619,7 +619,7 @@
               <w:rPr>
                 <w:sz w:val="19"/>
               </w:rPr>
-              <w:t>biotec</w:t>
+              <w:t>Certania / biotec</w:t>
             </w:r>
           </w:p>
         </w:tc>
@@ -635,7 +635,7 @@
               <w:rPr>
                 <w:sz w:val="19"/>
               </w:rPr>
-              <w:t>offen</w:t>
+              <w:t>Direktor Food (Certania), CEO biotec</w:t>
             </w:r>
           </w:p>
         </w:tc>
@@ -651,7 +651,7 @@
               <w:rPr>
                 <w:sz w:val="19"/>
               </w:rPr>
-              <w:t>○ keine Antwort</w:t>
+              <w:t>keine Antwort</w:t>
             </w:r>
           </w:p>
         </w:tc>
@@ -717,7 +717,7 @@
               <w:rPr>
                 <w:sz w:val="19"/>
               </w:rPr>
-              <w:t>Ansprechpartner Richtung biotec</w:t>
+              <w:t>Ansprechpartner Richtung biotec, Prokura</w:t>
             </w:r>
           </w:p>
         </w:tc>
@@ -733,7 +733,171 @@
               <w:rPr>
                 <w:sz w:val="19"/>
               </w:rPr>
-              <w:t>○ keine Antwort</w:t>
+              <w:t>keine Antwort</w:t>
+            </w:r>
+          </w:p>
+        </w:tc>
+      </w:tr>
+      <w:tr>
+        <w:tc>
+          <w:tcPr>
+            <w:tcW w:type="dxa" w:w="1871"/>
+          </w:tcPr>
+          <w:p>
+            <w:pPr>
+              <w:spacing w:after="0"/>
+            </w:pPr>
+            <w:r>
+              <w:rPr>
+                <w:sz w:val="19"/>
+              </w:rPr>
+              <w:t>Melanie Frank</w:t>
+            </w:r>
+          </w:p>
+        </w:tc>
+        <w:tc>
+          <w:tcPr>
+            <w:tcW w:type="dxa" w:w="2665"/>
+          </w:tcPr>
+          <w:p>
+            <w:pPr>
+              <w:spacing w:after="0"/>
+            </w:pPr>
+            <w:r>
+              <w:rPr>
+                <w:sz w:val="19"/>
+              </w:rPr>
+              <w:t>melanie.frank@biotec-gmbh.com</w:t>
+            </w:r>
+          </w:p>
+        </w:tc>
+        <w:tc>
+          <w:tcPr>
+            <w:tcW w:type="dxa" w:w="1587"/>
+          </w:tcPr>
+          <w:p>
+            <w:pPr>
+              <w:spacing w:after="0"/>
+            </w:pPr>
+            <w:r>
+              <w:rPr>
+                <w:sz w:val="19"/>
+              </w:rPr>
+              <w:t>biotec</w:t>
+            </w:r>
+          </w:p>
+        </w:tc>
+        <w:tc>
+          <w:tcPr>
+            <w:tcW w:type="dxa" w:w="1871"/>
+          </w:tcPr>
+          <w:p>
+            <w:pPr>
+              <w:spacing w:after="0"/>
+            </w:pPr>
+            <w:r>
+              <w:rPr>
+                <w:sz w:val="19"/>
+              </w:rPr>
+              <w:t>Promovierte Biologin; koordiniert die Labortätigkeiten und übergeordnete Prozesse; Hygieneinspektion</w:t>
+            </w:r>
+          </w:p>
+        </w:tc>
+        <w:tc>
+          <w:tcPr>
+            <w:tcW w:type="dxa" w:w="1644"/>
+          </w:tcPr>
+          <w:p>
+            <w:pPr>
+              <w:spacing w:after="0"/>
+            </w:pPr>
+            <w:r>
+              <w:rPr>
+                <w:sz w:val="19"/>
+              </w:rPr>
+              <w:t>keine Antwort</w:t>
+            </w:r>
+          </w:p>
+        </w:tc>
+      </w:tr>
+      <w:tr>
+        <w:tc>
+          <w:tcPr>
+            <w:tcW w:type="dxa" w:w="1871"/>
+          </w:tcPr>
+          <w:p>
+            <w:pPr>
+              <w:spacing w:after="0"/>
+            </w:pPr>
+            <w:r>
+              <w:rPr>
+                <w:sz w:val="19"/>
+              </w:rPr>
+              <w:t>Michael Brand</w:t>
+            </w:r>
+          </w:p>
+        </w:tc>
+        <w:tc>
+          <w:tcPr>
+            <w:tcW w:type="dxa" w:w="2665"/>
+          </w:tcPr>
+          <w:p>
+            <w:pPr>
+              <w:spacing w:after="0"/>
+            </w:pPr>
+            <w:r>
+              <w:rPr>
+                <w:sz w:val="19"/>
+              </w:rPr>
+              <w:t>michael.brand@biotec-gmbh.com</w:t>
+            </w:r>
+          </w:p>
+        </w:tc>
+        <w:tc>
+          <w:tcPr>
+            <w:tcW w:type="dxa" w:w="1587"/>
+          </w:tcPr>
+          <w:p>
+            <w:pPr>
+              <w:spacing w:after="0"/>
+            </w:pPr>
+            <w:r>
+              <w:rPr>
+                <w:sz w:val="19"/>
+              </w:rPr>
+              <w:t>biotec</w:t>
+            </w:r>
+          </w:p>
+        </w:tc>
+        <w:tc>
+          <w:tcPr>
+            <w:tcW w:type="dxa" w:w="1871"/>
+          </w:tcPr>
+          <w:p>
+            <w:pPr>
+              <w:spacing w:after="0"/>
+            </w:pPr>
+            <w:r>
+              <w:rPr>
+                <w:sz w:val="19"/>
+              </w:rPr>
+              <w:t>Projektleiter Hygieneinspektion seit 2020; Organisation der Kunden und Übergabe der Gutachten; Begleiter des ERP-Projekts</w:t>
+            </w:r>
+          </w:p>
+        </w:tc>
+        <w:tc>
+          <w:tcPr>
+            <w:tcW w:type="dxa" w:w="1644"/>
+          </w:tcPr>
+          <w:p>
+            <w:pPr>
+              <w:spacing w:after="0"/>
+            </w:pPr>
+            <w:r>
+              <w:rPr>
+                <w:sz w:val="19"/>
+              </w:rPr>
+              <w:t>keine Antwort</w:t>
             </w:r>
           </w:p>
         </w:tc>
@@ -799,7 +963,7 @@
               <w:rPr>
                 <w:sz w:val="19"/>
               </w:rPr>
-              <w:t>offen</w:t>
+              <w:t>seit einem Jahr bei biotec; enger Kontakt zu den Projektleitern; Rechnungen, Schulungen, Werbung</w:t>
             </w:r>
           </w:p>
         </w:tc>
@@ -815,7 +979,7 @@
               <w:rPr>
                 <w:sz w:val="19"/>
               </w:rPr>
-              <w:t>○ keine Antwort</w:t>
+              <w:t>keine Antwort</w:t>
             </w:r>
           </w:p>
         </w:tc>
@@ -833,7 +997,7 @@
               <w:rPr>
                 <w:sz w:val="19"/>
               </w:rPr>
-              <w:t>Michael Brand</w:t>
+              <w:t>Annette Krupa</w:t>
             </w:r>
           </w:p>
         </w:tc>
@@ -849,7 +1013,7 @@
               <w:rPr>
                 <w:sz w:val="19"/>
               </w:rPr>
-              <w:t>michael.brand@biotec-gmbh.com</w:t>
+              <w:t>–</w:t>
             </w:r>
           </w:p>
         </w:tc>
@@ -881,7 +1045,7 @@
               <w:rPr>
                 <w:sz w:val="19"/>
               </w:rPr>
-              <w:t>offen</w:t>
+              <w:t>Buchhaltung</w:t>
             </w:r>
           </w:p>
         </w:tc>
@@ -897,7 +1061,7 @@
               <w:rPr>
                 <w:sz w:val="19"/>
               </w:rPr>
-              <w:t>○ keine Antwort</w:t>
+              <w:t>nicht eingeladen</w:t>
             </w:r>
           </w:p>
         </w:tc>
@@ -963,7 +1127,7 @@
               <w:rPr>
                 <w:sz w:val="19"/>
               </w:rPr>
-              <w:t>offen</w:t>
+              <w:t>IT-Administration</w:t>
             </w:r>
           </w:p>
         </w:tc>
@@ -979,7 +1143,7 @@
               <w:rPr>
                 <w:sz w:val="19"/>
               </w:rPr>
-              <w:t>○ keine Antwort</w:t>
+              <w:t>keine Antwort</w:t>
             </w:r>
           </w:p>
         </w:tc>
@@ -1061,7 +1225,7 @@
               <w:rPr>
                 <w:sz w:val="19"/>
               </w:rPr>
-              <w:t>○ keine Antwort</w:t>
+              <w:t>keine Antwort</w:t>
             </w:r>
           </w:p>
         </w:tc>
@@ -1079,7 +1243,7 @@
               <w:rPr>
                 <w:sz w:val="19"/>
               </w:rPr>
-              <w:t>Dr. Thomas Wilke</w:t>
+              <w:t>Jonas Leitenmeier</w:t>
             </w:r>
           </w:p>
         </w:tc>
@@ -1095,7 +1259,7 @@
               <w:rPr>
                 <w:sz w:val="19"/>
               </w:rPr>
-              <w:t>twilke@certania.com</w:t>
+              <w:t>–</w:t>
             </w:r>
           </w:p>
         </w:tc>
@@ -1111,7 +1275,7 @@
               <w:rPr>
                 <w:sz w:val="19"/>
               </w:rPr>
-              <w:t>Certania (optional)</w:t>
+              <w:t>CertoClav</w:t>
             </w:r>
           </w:p>
         </w:tc>
@@ -1127,7 +1291,7 @@
               <w:rPr>
                 <w:sz w:val="19"/>
               </w:rPr>
-              <w:t>offen</w:t>
+              <w:t>AI-Ops-Lead</w:t>
             </w:r>
           </w:p>
         </w:tc>
@@ -1143,7 +1307,7 @@
               <w:rPr>
                 <w:sz w:val="19"/>
               </w:rPr>
-              <w:t>○ keine Antwort</w:t>
+              <w:t>✓ zugesagt</w:t>
             </w:r>
           </w:p>
         </w:tc>
@@ -1193,7 +1357,7 @@
               <w:rPr>
                 <w:sz w:val="19"/>
               </w:rPr>
-              <w:t>offen (optional)</w:t>
+              <w:t>CertoClav</w:t>
             </w:r>
           </w:p>
         </w:tc>
@@ -1209,89 +1373,7 @@
               <w:rPr>
                 <w:sz w:val="19"/>
               </w:rPr>
-              <w:t>offen</w:t>
-            </w:r>
-          </w:p>
-        </w:tc>
-        <w:tc>
-          <w:tcPr>
-            <w:tcW w:type="dxa" w:w="1644"/>
-          </w:tcPr>
-          <w:p>
-            <w:pPr>
-              <w:spacing w:after="0"/>
-            </w:pPr>
-            <w:r>
-              <w:rPr>
-                <w:sz w:val="19"/>
-              </w:rPr>
-              <w:t>✓ zugesagt</w:t>
-            </w:r>
-          </w:p>
-        </w:tc>
-      </w:tr>
-      <w:tr>
-        <w:tc>
-          <w:tcPr>
-            <w:tcW w:type="dxa" w:w="1871"/>
-          </w:tcPr>
-          <w:p>
-            <w:pPr>
-              <w:spacing w:after="0"/>
-            </w:pPr>
-            <w:r>
-              <w:rPr>
-                <w:sz w:val="19"/>
-              </w:rPr>
-              <w:t>Jonas Leitenmeier</w:t>
-            </w:r>
-          </w:p>
-        </w:tc>
-        <w:tc>
-          <w:tcPr>
-            <w:tcW w:type="dxa" w:w="2665"/>
-          </w:tcPr>
-          <w:p>
-            <w:pPr>
-              <w:spacing w:after="0"/>
-            </w:pPr>
-            <w:r>
-              <w:rPr>
-                <w:sz w:val="19"/>
-              </w:rPr>
-              <w:t>–</w:t>
-            </w:r>
-          </w:p>
-        </w:tc>
-        <w:tc>
-          <w:tcPr>
-            <w:tcW w:type="dxa" w:w="1587"/>
-          </w:tcPr>
-          <w:p>
-            <w:pPr>
-              <w:spacing w:after="0"/>
-            </w:pPr>
-            <w:r>
-              <w:rPr>
-                <w:sz w:val="19"/>
-              </w:rPr>
-              <w:t>offen (optional)</w:t>
-            </w:r>
-          </w:p>
-        </w:tc>
-        <w:tc>
-          <w:tcPr>
-            <w:tcW w:type="dxa" w:w="1871"/>
-          </w:tcPr>
-          <w:p>
-            <w:pPr>
-              <w:spacing w:after="0"/>
-            </w:pPr>
-            <w:r>
-              <w:rPr>
-                <w:sz w:val="19"/>
-              </w:rPr>
-              <w:t>offen</w:t>
+              <w:t>AI-Operator</w:t>
             </w:r>
           </w:p>
         </w:tc>
@@ -1357,7 +1439,7 @@
               <w:rPr>
                 <w:sz w:val="19"/>
               </w:rPr>
-              <w:t>offen (optional)</w:t>
+              <w:t>CertoClav</w:t>
             </w:r>
           </w:p>
         </w:tc>
@@ -1373,7 +1455,7 @@
               <w:rPr>
                 <w:sz w:val="19"/>
               </w:rPr>
-              <w:t>offen</w:t>
+              <w:t>AI-Operator</w:t>
             </w:r>
           </w:p>
         </w:tc>
@@ -1405,7 +1487,7 @@
           <w:color w:val="7F7F7F"/>
           <w:sz w:val="18"/>
         </w:rPr>
-        <w:t>Organisation und Rolle mehrerer Teilnehmer sind noch nicht bekannt – zu Beginn des Termins in der Vorstellungsrunde klären und hier ergänzen. Anwesenheit im Termin abweichend von der Zusage: Spalte „Status“ korrigieren.</w:t>
+        <w:t>Annette Krupa (Buchhaltung) war nicht eingeladen, ist für das ERP-Projekt aber relevant. Bei Nicole Krupa steht in der Mitschrift „Biotec Stetic“ – Zuordnung zu klären. Anwesenheit im Termin abweichend von der Einladung bitte korrigieren.</w:t>
       </w:r>
     </w:p>
     <w:p>
@@ -1419,7 +1501,7 @@
           <w:color w:val="7F7F7F"/>
           <w:sz w:val="15"/>
         </w:rPr>
-        <w:t>ZUSAMMENFASSUNG – NACH DEM TERMIN AUSFÜLLEN</w:t>
+        <w:t>ZUSAMMENFASSUNG</w:t>
       </w:r>
     </w:p>
     <w:p>
@@ -1440,61 +1522,48 @@
     </w:p>
     <w:p>
       <w:pPr>
-        <w:spacing w:after="40"/>
+        <w:spacing w:before="20" w:after="20"/>
+        <w:ind w:left="397"/>
       </w:pPr>
       <w:r>
-        <w:rPr>
-          <w:i/>
-          <w:color w:val="7F7F7F"/>
-          <w:sz w:val="18"/>
-        </w:rPr>
-        <w:t>Drei bis fünf Sätze: Ausgangslage, wichtigste Erkenntnis, Einschätzung Machbarkeit.</w:t>
+        <w:t>– biotec besteht aus zwei Standorten – Gütersloh als Hauptstandort und München („biotec Süd“). Gesucht wird ein ERP für eine kleine Gesellschaft.</w:t>
       </w:r>
     </w:p>
     <w:p>
       <w:pPr>
-        <w:spacing w:before="120" w:after="120"/>
-        <w:ind w:left="227"/>
-        <w:pBdr>
-          <w:bottom w:val="single" w:sz="6" w:space="2" w:color="BFBFBF"/>
-        </w:pBdr>
+        <w:spacing w:before="20" w:after="20"/>
+        <w:ind w:left="397"/>
       </w:pPr>
+      <w:r>
+        <w:t>– Das Altsystem ist eine Delphi-Applikation mit vielen Schnittstellen; die Berichte erzeugt ein separates Gutachtenprogramm, die Ablage läuft über OneDrive.</w:t>
+      </w:r>
     </w:p>
     <w:p>
       <w:pPr>
-        <w:spacing w:before="120" w:after="120"/>
-        <w:ind w:left="227"/>
-        <w:pBdr>
-          <w:bottom w:val="single" w:sz="6" w:space="2" w:color="BFBFBF"/>
-        </w:pBdr>
+        <w:spacing w:before="20" w:after="20"/>
+        <w:ind w:left="397"/>
       </w:pPr>
+      <w:r>
+        <w:t>– Harte Anforderung: Die Dokumente – insbesondere Gutachten und Berichte – müssen exakt so aussehen wie bisher.</w:t>
+      </w:r>
     </w:p>
     <w:p>
       <w:pPr>
-        <w:spacing w:before="120" w:after="120"/>
-        <w:ind w:left="227"/>
-        <w:pBdr>
-          <w:bottom w:val="single" w:sz="6" w:space="2" w:color="BFBFBF"/>
-        </w:pBdr>
+        <w:spacing w:before="20" w:after="20"/>
+        <w:ind w:left="397"/>
       </w:pPr>
+      <w:r>
+        <w:t>– Das Deck-Modell Train-the-Trainer wurde abgelehnt. Gewünscht ist eine gründliche Vor-Ort-Schulung am Projektende für drei bis vier namentlich benannte Personen.</w:t>
+      </w:r>
     </w:p>
     <w:p>
       <w:pPr>
-        <w:spacing w:before="120" w:after="120"/>
-        <w:ind w:left="227"/>
-        <w:pBdr>
-          <w:bottom w:val="single" w:sz="6" w:space="2" w:color="BFBFBF"/>
-        </w:pBdr>
+        <w:spacing w:before="20" w:after="20"/>
+        <w:ind w:left="397"/>
       </w:pPr>
-    </w:p>
-    <w:p>
-      <w:pPr>
-        <w:spacing w:before="120" w:after="120"/>
-        <w:ind w:left="227"/>
-        <w:pBdr>
-          <w:bottom w:val="single" w:sz="6" w:space="2" w:color="BFBFBF"/>
-        </w:pBdr>
-      </w:pPr>
+      <w:r>
+        <w:t>– Zwei Geschäftsbereiche prägen den Scope: der Laborprozess (Probenahme → Bebrütung → Auszählung → Gutachten → Rechnung) und das Schulungsgeschäft (bundesweite VDI-Seminare mit langer Vorplanung).</w:t>
+      </w:r>
     </w:p>
     <w:p>
       <w:pPr>
@@ -1560,30 +1629,30 @@
     </w:p>
     <w:p>
       <w:pPr>
-        <w:spacing w:before="120" w:after="120"/>
-        <w:ind w:left="227"/>
-        <w:pBdr>
-          <w:bottom w:val="single" w:sz="6" w:space="2" w:color="BFBFBF"/>
-        </w:pBdr>
+        <w:spacing w:before="20" w:after="20"/>
+        <w:ind w:left="397"/>
       </w:pPr>
+      <w:r>
+        <w:t>– Train-the-Trainer wird abgelehnt. Stattdessen: gründliche Schulung am Ende des Projekts, vor Ort beim Kunden.</w:t>
+      </w:r>
     </w:p>
     <w:p>
       <w:pPr>
-        <w:spacing w:before="120" w:after="120"/>
-        <w:ind w:left="227"/>
-        <w:pBdr>
-          <w:bottom w:val="single" w:sz="6" w:space="2" w:color="BFBFBF"/>
-        </w:pBdr>
+        <w:spacing w:before="20" w:after="20"/>
+        <w:ind w:left="397"/>
       </w:pPr>
+      <w:r>
+        <w:t>– Zu schulen sind Stefan, Michael Brand und Markus sowie eine weitere Person. Die Notizen nennen sowohl „3 Personen“ als auch „4 Leute“ – Anzahl und Namen sind zu bestätigen.</w:t>
+      </w:r>
     </w:p>
     <w:p>
       <w:pPr>
-        <w:spacing w:before="120" w:after="120"/>
-        <w:ind w:left="227"/>
-        <w:pBdr>
-          <w:bottom w:val="single" w:sz="6" w:space="2" w:color="BFBFBF"/>
-        </w:pBdr>
+        <w:spacing w:before="20" w:after="20"/>
+        <w:ind w:left="397"/>
       </w:pPr>
+      <w:r>
+        <w:t>– Konsequenz für das Scoping: Der Schulungsaufwand liegt bei CertoClav statt beim Hauptansprechpartner. Das Arbeitsmodell aus dem Deck ist an dieser Stelle anzupassen.</w:t>
+      </w:r>
     </w:p>
     <w:p>
       <w:pPr>
@@ -1728,7 +1797,7 @@
               <w:rPr>
                 <w:sz w:val="19"/>
               </w:rPr>
-              <w:t>☐ ja ☐ nein</w:t>
+              <w:t>☒ ja</w:t>
             </w:r>
           </w:p>
         </w:tc>
@@ -1744,6 +1813,7 @@
               <w:rPr>
                 <w:sz w:val="19"/>
               </w:rPr>
+              <w:t>Schulungen werden bundesweit beworben; Pflichtschulung für Großkonzerne und Industrieparks</w:t>
             </w:r>
           </w:p>
         </w:tc>
@@ -1777,7 +1847,7 @@
               <w:rPr>
                 <w:sz w:val="19"/>
               </w:rPr>
-              <w:t>☐ ja ☐ nein</w:t>
+              <w:t>☒ ja</w:t>
             </w:r>
           </w:p>
         </w:tc>
@@ -1793,6 +1863,7 @@
               <w:rPr>
                 <w:sz w:val="19"/>
               </w:rPr>
+              <w:t>Hygienekontrollen; 3er-Team am Standort München</w:t>
             </w:r>
           </w:p>
         </w:tc>
@@ -1826,7 +1897,7 @@
               <w:rPr>
                 <w:sz w:val="19"/>
               </w:rPr>
-              <w:t>☐ ja ☐ nein</w:t>
+              <w:t>☐ offen</w:t>
             </w:r>
           </w:p>
         </w:tc>
@@ -1842,6 +1913,7 @@
               <w:rPr>
                 <w:sz w:val="19"/>
               </w:rPr>
+              <w:t>im Termin nicht vertieft</w:t>
             </w:r>
           </w:p>
         </w:tc>
@@ -1875,7 +1947,7 @@
               <w:rPr>
                 <w:sz w:val="19"/>
               </w:rPr>
-              <w:t>☐ ja ☐ nein</w:t>
+              <w:t>☒ ja</w:t>
             </w:r>
           </w:p>
         </w:tc>
@@ -1891,6 +1963,7 @@
               <w:rPr>
                 <w:sz w:val="19"/>
               </w:rPr>
+              <w:t>Durchführung ab mehr als 10 Teilnehmern; Seminarfläche 6 Monate im Voraus gebucht</w:t>
             </w:r>
           </w:p>
         </w:tc>
@@ -1924,7 +1997,7 @@
               <w:rPr>
                 <w:sz w:val="19"/>
               </w:rPr>
-              <w:t>☐ ja ☐ nein</w:t>
+              <w:t>☒ ja / teilweise</w:t>
             </w:r>
           </w:p>
         </w:tc>
@@ -1940,6 +2013,7 @@
               <w:rPr>
                 <w:sz w:val="19"/>
               </w:rPr>
+              <w:t>Mikrobiologie mit wenigen Analysetechniken (siehe Laborprozess); Forschung nicht besprochen</w:t>
             </w:r>
           </w:p>
         </w:tc>
@@ -1973,7 +2047,7 @@
               <w:rPr>
                 <w:sz w:val="19"/>
               </w:rPr>
-              <w:t>☐ ja ☐ nein</w:t>
+              <w:t>☒ ja</w:t>
             </w:r>
           </w:p>
         </w:tc>
@@ -1989,6 +2063,57 @@
               <w:rPr>
                 <w:sz w:val="19"/>
               </w:rPr>
+              <w:t>Hauptstandort – ergänzt: zweiter Standort München („biotec Süd“)</w:t>
+            </w:r>
+          </w:p>
+        </w:tc>
+      </w:tr>
+      <w:tr>
+        <w:tc>
+          <w:tcPr>
+            <w:tcW w:type="dxa" w:w="3402"/>
+          </w:tcPr>
+          <w:p>
+            <w:pPr>
+              <w:spacing w:after="0"/>
+            </w:pPr>
+            <w:r>
+              <w:rPr>
+                <w:sz w:val="19"/>
+              </w:rPr>
+              <w:t>Ein Standort / eine Gesellschaft</w:t>
+            </w:r>
+          </w:p>
+        </w:tc>
+        <w:tc>
+          <w:tcPr>
+            <w:tcW w:type="dxa" w:w="1474"/>
+          </w:tcPr>
+          <w:p>
+            <w:pPr>
+              <w:spacing w:after="0"/>
+            </w:pPr>
+            <w:r>
+              <w:rPr>
+                <w:sz w:val="19"/>
+              </w:rPr>
+              <w:t>☐ nein</w:t>
+            </w:r>
+          </w:p>
+        </w:tc>
+        <w:tc>
+          <w:tcPr>
+            <w:tcW w:type="dxa" w:w="4762"/>
+          </w:tcPr>
+          <w:p>
+            <w:pPr>
+              <w:spacing w:after="0"/>
+            </w:pPr>
+            <w:r>
+              <w:rPr>
+                <w:sz w:val="19"/>
+              </w:rPr>
+              <w:t>Zwei Standorte: Gütersloh und München. Gesellschaftsrechtliche Struktur zu klären</w:t>
             </w:r>
           </w:p>
         </w:tc>
@@ -1996,42 +2121,256 @@
     </w:tbl>
     <w:p>
       <w:pPr>
-        <w:spacing w:before="160" w:after="0"/>
+        <w:spacing w:before="280" w:after="0"/>
+      </w:pPr>
+      <w:r>
+        <w:rPr>
+          <w:rFonts w:ascii="Calibri" w:hAnsi="Calibri"/>
+          <w:b/>
+          <w:color w:val="7F7F7F"/>
+          <w:sz w:val="15"/>
+        </w:rPr>
+        <w:t>ERGÄNZUNG AUS DEM TERMIN</w:t>
+      </w:r>
+    </w:p>
+    <w:p>
+      <w:pPr>
+        <w:spacing w:before="40" w:after="120"/>
+        <w:pBdr>
+          <w:bottom w:val="single" w:sz="8" w:space="2" w:color="1F4E79"/>
+        </w:pBdr>
       </w:pPr>
       <w:r>
         <w:rPr>
           <w:b/>
+          <w:color w:val="1F4E79"/>
+          <w:sz w:val="26"/>
         </w:rPr>
-        <w:t>Was haben wir übersehen? Was ist am wichtigsten – was läuft heute schon gut?</w:t>
+        <w:t>2b · Standorte &amp; Struktur</w:t>
       </w:r>
     </w:p>
-    <w:p>
-      <w:pPr>
-        <w:spacing w:before="120" w:after="120"/>
-        <w:ind w:left="227"/>
-        <w:pBdr>
-          <w:bottom w:val="single" w:sz="6" w:space="2" w:color="BFBFBF"/>
-        </w:pBdr>
-      </w:pPr>
-    </w:p>
-    <w:p>
-      <w:pPr>
-        <w:spacing w:before="120" w:after="120"/>
-        <w:ind w:left="227"/>
-        <w:pBdr>
-          <w:bottom w:val="single" w:sz="6" w:space="2" w:color="BFBFBF"/>
-        </w:pBdr>
-      </w:pPr>
-    </w:p>
-    <w:p>
-      <w:pPr>
-        <w:spacing w:before="120" w:after="120"/>
-        <w:ind w:left="227"/>
-        <w:pBdr>
-          <w:bottom w:val="single" w:sz="6" w:space="2" w:color="BFBFBF"/>
-        </w:pBdr>
-      </w:pPr>
-    </w:p>
+    <w:tbl>
+      <w:tblPr>
+        <w:tblStyle w:val="TableGrid"/>
+        <w:tblW w:type="auto" w:w="0"/>
+        <w:jc w:val="left"/>
+        <w:tblLook w:firstColumn="1" w:firstRow="1" w:lastColumn="0" w:lastRow="0" w:noHBand="0" w:noVBand="1" w:val="04A0"/>
+      </w:tblPr>
+      <w:tblGrid>
+        <w:gridCol w:w="3213"/>
+        <w:gridCol w:w="3213"/>
+        <w:gridCol w:w="3213"/>
+      </w:tblGrid>
+      <w:tr>
+        <w:tc>
+          <w:tcPr>
+            <w:tcW w:type="dxa" w:w="2608"/>
+            <w:shd w:val="clear" w:fill="1F4E79"/>
+          </w:tcPr>
+          <w:p>
+            <w:pPr>
+              <w:spacing w:after="0"/>
+            </w:pPr>
+            <w:r>
+              <w:rPr>
+                <w:b/>
+                <w:color w:val="FFFFFF"/>
+                <w:sz w:val="19"/>
+              </w:rPr>
+              <w:t>Standort</w:t>
+            </w:r>
+          </w:p>
+        </w:tc>
+        <w:tc>
+          <w:tcPr>
+            <w:tcW w:type="dxa" w:w="1701"/>
+            <w:shd w:val="clear" w:fill="1F4E79"/>
+          </w:tcPr>
+          <w:p>
+            <w:pPr>
+              <w:spacing w:after="0"/>
+            </w:pPr>
+            <w:r>
+              <w:rPr>
+                <w:b/>
+                <w:color w:val="FFFFFF"/>
+                <w:sz w:val="19"/>
+              </w:rPr>
+              <w:t>Team</w:t>
+            </w:r>
+          </w:p>
+        </w:tc>
+        <w:tc>
+          <w:tcPr>
+            <w:tcW w:type="dxa" w:w="5329"/>
+            <w:shd w:val="clear" w:fill="1F4E79"/>
+          </w:tcPr>
+          <w:p>
+            <w:pPr>
+              <w:spacing w:after="0"/>
+            </w:pPr>
+            <w:r>
+              <w:rPr>
+                <w:b/>
+                <w:color w:val="FFFFFF"/>
+                <w:sz w:val="19"/>
+              </w:rPr>
+              <w:t>Aufgaben</w:t>
+            </w:r>
+          </w:p>
+        </w:tc>
+      </w:tr>
+      <w:tr>
+        <w:tc>
+          <w:tcPr>
+            <w:tcW w:type="dxa" w:w="2608"/>
+          </w:tcPr>
+          <w:p>
+            <w:pPr>
+              <w:spacing w:after="0"/>
+            </w:pPr>
+            <w:r>
+              <w:rPr>
+                <w:sz w:val="19"/>
+              </w:rPr>
+              <w:t>Gütersloh</w:t>
+            </w:r>
+          </w:p>
+        </w:tc>
+        <w:tc>
+          <w:tcPr>
+            <w:tcW w:type="dxa" w:w="1701"/>
+          </w:tcPr>
+          <w:p>
+            <w:pPr>
+              <w:spacing w:after="0"/>
+            </w:pPr>
+            <w:r>
+              <w:rPr>
+                <w:sz w:val="19"/>
+              </w:rPr>
+              <w:t>Hauptstandort</w:t>
+            </w:r>
+          </w:p>
+        </w:tc>
+        <w:tc>
+          <w:tcPr>
+            <w:tcW w:type="dxa" w:w="5329"/>
+          </w:tcPr>
+          <w:p>
+            <w:pPr>
+              <w:spacing w:after="0"/>
+            </w:pPr>
+            <w:r>
+              <w:rPr>
+                <w:sz w:val="19"/>
+              </w:rPr>
+              <w:t>Labor, Bebrütung &amp; Auszählung, Gutachtenerstellung, Verwaltung</w:t>
+            </w:r>
+          </w:p>
+        </w:tc>
+      </w:tr>
+      <w:tr>
+        <w:tc>
+          <w:tcPr>
+            <w:tcW w:type="dxa" w:w="2608"/>
+          </w:tcPr>
+          <w:p>
+            <w:pPr>
+              <w:spacing w:after="0"/>
+            </w:pPr>
+            <w:r>
+              <w:rPr>
+                <w:sz w:val="19"/>
+              </w:rPr>
+              <w:t>München („biotec Süd“)</w:t>
+            </w:r>
+          </w:p>
+        </w:tc>
+        <w:tc>
+          <w:tcPr>
+            <w:tcW w:type="dxa" w:w="1701"/>
+          </w:tcPr>
+          <w:p>
+            <w:pPr>
+              <w:spacing w:after="0"/>
+            </w:pPr>
+            <w:r>
+              <w:rPr>
+                <w:sz w:val="19"/>
+              </w:rPr>
+              <w:t>3 Personen</w:t>
+            </w:r>
+          </w:p>
+        </w:tc>
+        <w:tc>
+          <w:tcPr>
+            <w:tcW w:type="dxa" w:w="5329"/>
+          </w:tcPr>
+          <w:p>
+            <w:pPr>
+              <w:spacing w:after="0"/>
+            </w:pPr>
+            <w:r>
+              <w:rPr>
+                <w:sz w:val="19"/>
+              </w:rPr>
+              <w:t>Hygienekontrollen; Büro in einem Privatgebäude</w:t>
+            </w:r>
+          </w:p>
+        </w:tc>
+      </w:tr>
+      <w:tr>
+        <w:tc>
+          <w:tcPr>
+            <w:tcW w:type="dxa" w:w="2608"/>
+          </w:tcPr>
+          <w:p>
+            <w:pPr>
+              <w:spacing w:after="0"/>
+            </w:pPr>
+            <w:r>
+              <w:rPr>
+                <w:sz w:val="19"/>
+              </w:rPr>
+              <w:t>Walda Technologiepark (Zuordnung offen)</w:t>
+            </w:r>
+          </w:p>
+        </w:tc>
+        <w:tc>
+          <w:tcPr>
+            <w:tcW w:type="dxa" w:w="1701"/>
+          </w:tcPr>
+          <w:p>
+            <w:pPr>
+              <w:spacing w:after="0"/>
+            </w:pPr>
+            <w:r>
+              <w:rPr>
+                <w:sz w:val="19"/>
+              </w:rPr>
+              <w:t>2–3 Personen</w:t>
+            </w:r>
+          </w:p>
+        </w:tc>
+        <w:tc>
+          <w:tcPr>
+            <w:tcW w:type="dxa" w:w="5329"/>
+          </w:tcPr>
+          <w:p>
+            <w:pPr>
+              <w:spacing w:after="0"/>
+            </w:pPr>
+            <w:r>
+              <w:rPr>
+                <w:sz w:val="19"/>
+              </w:rPr>
+              <w:t>Analytik von Boden und Wasser</w:t>
+            </w:r>
+          </w:p>
+        </w:tc>
+      </w:tr>
+    </w:tbl>
     <w:p>
       <w:pPr>
         <w:spacing w:before="280" w:after="0"/>
@@ -2075,21 +2414,16 @@
     </w:p>
     <w:p>
       <w:pPr>
-        <w:spacing w:before="120" w:after="120"/>
-        <w:ind w:left="227"/>
-        <w:pBdr>
-          <w:bottom w:val="single" w:sz="6" w:space="2" w:color="BFBFBF"/>
-        </w:pBdr>
+        <w:spacing w:before="20"/>
+        <w:ind w:left="397"/>
       </w:pPr>
-    </w:p>
-    <w:p>
-      <w:pPr>
-        <w:spacing w:before="120" w:after="120"/>
-        <w:ind w:left="227"/>
-        <w:pBdr>
-          <w:bottom w:val="single" w:sz="6" w:space="2" w:color="BFBFBF"/>
-        </w:pBdr>
-      </w:pPr>
+      <w:r>
+        <w:rPr>
+          <w:i/>
+          <w:color w:val="B04A00"/>
+        </w:rPr>
+        <w:t>– Im Termin nicht beantwortet – offen.</w:t>
+      </w:r>
     </w:p>
     <w:p>
       <w:pPr>
@@ -2112,21 +2446,21 @@
     </w:p>
     <w:p>
       <w:pPr>
-        <w:spacing w:before="120" w:after="120"/>
-        <w:ind w:left="227"/>
-        <w:pBdr>
-          <w:bottom w:val="single" w:sz="6" w:space="2" w:color="BFBFBF"/>
-        </w:pBdr>
+        <w:spacing w:before="20" w:after="20"/>
+        <w:ind w:left="397"/>
       </w:pPr>
+      <w:r>
+        <w:t>– Die Anlagenliste wird in einer kleinen Zusatzsoftware erstellt und auf Papier ausgedruckt; im Labor wird nach diesem Papierdokument gearbeitet.</w:t>
+      </w:r>
     </w:p>
     <w:p>
       <w:pPr>
-        <w:spacing w:before="120" w:after="120"/>
-        <w:ind w:left="227"/>
-        <w:pBdr>
-          <w:bottom w:val="single" w:sz="6" w:space="2" w:color="BFBFBF"/>
-        </w:pBdr>
+        <w:spacing w:before="20" w:after="20"/>
+        <w:ind w:left="397"/>
       </w:pPr>
+      <w:r>
+        <w:t>– Ergebnisse (Auszählung, Fotos) werden anschließend manuell zurückgeführt und am Datensatz hinterlegt.</w:t>
+      </w:r>
     </w:p>
     <w:p>
       <w:pPr>
@@ -2149,21 +2483,16 @@
     </w:p>
     <w:p>
       <w:pPr>
-        <w:spacing w:before="120" w:after="120"/>
-        <w:ind w:left="227"/>
-        <w:pBdr>
-          <w:bottom w:val="single" w:sz="6" w:space="2" w:color="BFBFBF"/>
-        </w:pBdr>
+        <w:spacing w:before="20"/>
+        <w:ind w:left="397"/>
       </w:pPr>
-    </w:p>
-    <w:p>
-      <w:pPr>
-        <w:spacing w:before="120" w:after="120"/>
-        <w:ind w:left="227"/>
-        <w:pBdr>
-          <w:bottom w:val="single" w:sz="6" w:space="2" w:color="BFBFBF"/>
-        </w:pBdr>
-      </w:pPr>
+      <w:r>
+        <w:rPr>
+          <w:i/>
+          <w:color w:val="B04A00"/>
+        </w:rPr>
+        <w:t>– Im Termin nicht beantwortet – offen.</w:t>
+      </w:r>
     </w:p>
     <w:p>
       <w:pPr>
@@ -2186,21 +2515,16 @@
     </w:p>
     <w:p>
       <w:pPr>
-        <w:spacing w:before="120" w:after="120"/>
-        <w:ind w:left="227"/>
-        <w:pBdr>
-          <w:bottom w:val="single" w:sz="6" w:space="2" w:color="BFBFBF"/>
-        </w:pBdr>
+        <w:spacing w:before="20"/>
+        <w:ind w:left="397"/>
       </w:pPr>
-    </w:p>
-    <w:p>
-      <w:pPr>
-        <w:spacing w:before="120" w:after="120"/>
-        <w:ind w:left="227"/>
-        <w:pBdr>
-          <w:bottom w:val="single" w:sz="6" w:space="2" w:color="BFBFBF"/>
-        </w:pBdr>
-      </w:pPr>
+      <w:r>
+        <w:rPr>
+          <w:i/>
+          <w:color w:val="B04A00"/>
+        </w:rPr>
+        <w:t>– Im Termin nicht beantwortet – offen.</w:t>
+      </w:r>
     </w:p>
     <w:p>
       <w:pPr>
@@ -2215,21 +2539,16 @@
     </w:p>
     <w:p>
       <w:pPr>
-        <w:spacing w:before="120" w:after="120"/>
-        <w:ind w:left="227"/>
-        <w:pBdr>
-          <w:bottom w:val="single" w:sz="6" w:space="2" w:color="BFBFBF"/>
-        </w:pBdr>
+        <w:spacing w:before="20"/>
+        <w:ind w:left="397"/>
       </w:pPr>
-    </w:p>
-    <w:p>
-      <w:pPr>
-        <w:spacing w:before="120" w:after="120"/>
-        <w:ind w:left="227"/>
-        <w:pBdr>
-          <w:bottom w:val="single" w:sz="6" w:space="2" w:color="BFBFBF"/>
-        </w:pBdr>
-      </w:pPr>
+      <w:r>
+        <w:rPr>
+          <w:i/>
+          <w:color w:val="B04A00"/>
+        </w:rPr>
+        <w:t>– Im Termin nicht beantwortet – offen.</w:t>
+      </w:r>
     </w:p>
     <w:p>
       <w:pPr>
@@ -2244,21 +2563,12 @@
     </w:p>
     <w:p>
       <w:pPr>
-        <w:spacing w:before="120" w:after="120"/>
-        <w:ind w:left="227"/>
-        <w:pBdr>
-          <w:bottom w:val="single" w:sz="6" w:space="2" w:color="BFBFBF"/>
-        </w:pBdr>
+        <w:spacing w:before="20" w:after="20"/>
+        <w:ind w:left="397"/>
       </w:pPr>
-    </w:p>
-    <w:p>
-      <w:pPr>
-        <w:spacing w:before="120" w:after="120"/>
-        <w:ind w:left="227"/>
-        <w:pBdr>
-          <w:bottom w:val="single" w:sz="6" w:space="2" w:color="BFBFBF"/>
-        </w:pBdr>
-      </w:pPr>
+      <w:r>
+        <w:t>– Die Dokumente müssen exakt so aussehen wie bisher – Gutachten und Berichte sind gegenüber den Kunden gesetzt.</w:t>
+      </w:r>
     </w:p>
     <w:p>
       <w:pPr>
@@ -2324,21 +2634,48 @@
     </w:p>
     <w:p>
       <w:pPr>
-        <w:spacing w:before="120" w:after="120"/>
-        <w:ind w:left="227"/>
-        <w:pBdr>
-          <w:bottom w:val="single" w:sz="6" w:space="2" w:color="BFBFBF"/>
-        </w:pBdr>
+        <w:spacing w:before="20" w:after="20"/>
+        <w:ind w:left="397"/>
       </w:pPr>
+      <w:r>
+        <w:t>– Altsystem: Delphi-Applikation mit vielen Schnittstellen.</w:t>
+      </w:r>
     </w:p>
     <w:p>
       <w:pPr>
-        <w:spacing w:before="120" w:after="120"/>
-        <w:ind w:left="227"/>
-        <w:pBdr>
-          <w:bottom w:val="single" w:sz="6" w:space="2" w:color="BFBFBF"/>
-        </w:pBdr>
+        <w:spacing w:before="20" w:after="20"/>
+        <w:ind w:left="397"/>
       </w:pPr>
+      <w:r>
+        <w:t>– Separates Gutachtenprogramm erzeugt die Berichte.</w:t>
+      </w:r>
+    </w:p>
+    <w:p>
+      <w:pPr>
+        <w:spacing w:before="20" w:after="20"/>
+        <w:ind w:left="397"/>
+      </w:pPr>
+      <w:r>
+        <w:t>– Kleine Zusatzsoftware für die Erstellung der Anlagenliste.</w:t>
+      </w:r>
+    </w:p>
+    <w:p>
+      <w:pPr>
+        <w:spacing w:before="20" w:after="20"/>
+        <w:ind w:left="397"/>
+      </w:pPr>
+      <w:r>
+        <w:t>– Dokumentenablage in OneDrive.</w:t>
+      </w:r>
+    </w:p>
+    <w:p>
+      <w:pPr>
+        <w:spacing w:before="20" w:after="20"/>
+        <w:ind w:left="397"/>
+      </w:pPr>
+      <w:r>
+        <w:t>– Buchhaltungssystem und Kursverwaltung: im Termin nicht erhoben.</w:t>
+      </w:r>
     </w:p>
     <w:p>
       <w:pPr>
@@ -2361,21 +2698,84 @@
     </w:p>
     <w:p>
       <w:pPr>
-        <w:spacing w:before="120" w:after="120"/>
-        <w:ind w:left="227"/>
-        <w:pBdr>
-          <w:bottom w:val="single" w:sz="6" w:space="2" w:color="BFBFBF"/>
-        </w:pBdr>
+        <w:spacing w:before="20" w:after="20"/>
+        <w:ind w:left="397"/>
       </w:pPr>
+      <w:r>
+        <w:t>– Auftrag geht ein.</w:t>
+      </w:r>
     </w:p>
     <w:p>
       <w:pPr>
-        <w:spacing w:before="120" w:after="120"/>
-        <w:ind w:left="227"/>
-        <w:pBdr>
-          <w:bottom w:val="single" w:sz="6" w:space="2" w:color="BFBFBF"/>
-        </w:pBdr>
+        <w:spacing w:before="20" w:after="20"/>
+        <w:ind w:left="397"/>
       </w:pPr>
+      <w:r>
+        <w:t>– Anlagenliste wird in der kleinen Software erstellt und in Papierform ausgedruckt.</w:t>
+      </w:r>
+    </w:p>
+    <w:p>
+      <w:pPr>
+        <w:spacing w:before="20" w:after="20"/>
+        <w:ind w:left="397"/>
+      </w:pPr>
+      <w:r>
+        <w:t>– Im Labor wird gemäß diesem Dokument gearbeitet; Proben werden genommen.</w:t>
+      </w:r>
+    </w:p>
+    <w:p>
+      <w:pPr>
+        <w:spacing w:before="20" w:after="20"/>
+        <w:ind w:left="397"/>
+      </w:pPr>
+      <w:r>
+        <w:t>– Proben werden nach Gütersloh gebracht.</w:t>
+      </w:r>
+    </w:p>
+    <w:p>
+      <w:pPr>
+        <w:spacing w:before="20" w:after="20"/>
+        <w:ind w:left="397"/>
+      </w:pPr>
+      <w:r>
+        <w:t>– Bebrütung; Auszählung nach 3 oder 5 Tagen.</w:t>
+      </w:r>
+    </w:p>
+    <w:p>
+      <w:pPr>
+        <w:spacing w:before="20" w:after="20"/>
+        <w:ind w:left="397"/>
+      </w:pPr>
+      <w:r>
+        <w:t>– Auszählung, Fotos, Bild am Datensatz hinterlegen.</w:t>
+      </w:r>
+    </w:p>
+    <w:p>
+      <w:pPr>
+        <w:spacing w:before="20" w:after="20"/>
+        <w:ind w:left="397"/>
+      </w:pPr>
+      <w:r>
+        <w:t>– Gutachtenprogramm erstellt den Bericht; Ablage in OneDrive.</w:t>
+      </w:r>
+    </w:p>
+    <w:p>
+      <w:pPr>
+        <w:spacing w:before="20" w:after="20"/>
+        <w:ind w:left="397"/>
+      </w:pPr>
+      <w:r>
+        <w:t>– Nach Sichtung durch das Labor werden die Proben autoklaviert und entsorgt.</w:t>
+      </w:r>
+    </w:p>
+    <w:p>
+      <w:pPr>
+        <w:spacing w:before="20" w:after="20"/>
+        <w:ind w:left="397"/>
+      </w:pPr>
+      <w:r>
+        <w:t>– Ist das Gutachten fertig, wird eine Info erzeugt und die Rechnung gestellt.</w:t>
+      </w:r>
     </w:p>
     <w:p>
       <w:pPr>
@@ -2398,21 +2798,21 @@
     </w:p>
     <w:p>
       <w:pPr>
-        <w:spacing w:before="120" w:after="120"/>
-        <w:ind w:left="227"/>
-        <w:pBdr>
-          <w:bottom w:val="single" w:sz="6" w:space="2" w:color="BFBFBF"/>
-        </w:pBdr>
+        <w:spacing w:before="20" w:after="20"/>
+        <w:ind w:left="397"/>
       </w:pPr>
+      <w:r>
+        <w:t>– Im Termin nicht systematisch erhoben.</w:t>
+      </w:r>
     </w:p>
     <w:p>
       <w:pPr>
-        <w:spacing w:before="120" w:after="120"/>
-        <w:ind w:left="227"/>
-        <w:pBdr>
-          <w:bottom w:val="single" w:sz="6" w:space="2" w:color="BFBFBF"/>
-        </w:pBdr>
+        <w:spacing w:before="20" w:after="20"/>
+        <w:ind w:left="397"/>
       </w:pPr>
+      <w:r>
+        <w:t>– Anzufordern: Anlagenlisten, Gutachten- und Berichtsvorlagen, Kurskatalog, Artikel- und Kundenstamm aus der Delphi-Applikation.</w:t>
+      </w:r>
     </w:p>
     <w:p>
       <w:pPr>
@@ -2435,21 +2835,21 @@
     </w:p>
     <w:p>
       <w:pPr>
-        <w:spacing w:before="120" w:after="120"/>
-        <w:ind w:left="227"/>
-        <w:pBdr>
-          <w:bottom w:val="single" w:sz="6" w:space="2" w:color="BFBFBF"/>
-        </w:pBdr>
+        <w:spacing w:before="20" w:after="20"/>
+        <w:ind w:left="397"/>
       </w:pPr>
+      <w:r>
+        <w:t>– Fotos müssen direkt vor Ort per Smartphone möglich sein – im Einsatz sind Google Pixel 8.</w:t>
+      </w:r>
     </w:p>
     <w:p>
       <w:pPr>
-        <w:spacing w:before="120" w:after="120"/>
-        <w:ind w:left="227"/>
-        <w:pBdr>
-          <w:bottom w:val="single" w:sz="6" w:space="2" w:color="BFBFBF"/>
-        </w:pBdr>
+        <w:spacing w:before="20" w:after="20"/>
+        <w:ind w:left="397"/>
       </w:pPr>
+      <w:r>
+        <w:t>– Fotos werden am Datensatz bzw. an der Anlage hinterlegt.</w:t>
+      </w:r>
     </w:p>
     <w:p>
       <w:pPr>
@@ -2464,21 +2864,315 @@
     </w:p>
     <w:p>
       <w:pPr>
-        <w:spacing w:before="120" w:after="120"/>
-        <w:ind w:left="227"/>
-        <w:pBdr>
-          <w:bottom w:val="single" w:sz="6" w:space="2" w:color="BFBFBF"/>
-        </w:pBdr>
+        <w:spacing w:before="20" w:after="20"/>
+        <w:ind w:left="397"/>
       </w:pPr>
+      <w:r>
+        <w:t>– Ablösekandidaten: Delphi-Applikation, Gutachtenprogramm, Zusatzsoftware für die Anlagenliste.</w:t>
+      </w:r>
     </w:p>
     <w:p>
       <w:pPr>
-        <w:spacing w:before="120" w:after="120"/>
-        <w:ind w:left="227"/>
+        <w:spacing w:before="20" w:after="20"/>
+        <w:ind w:left="397"/>
+      </w:pPr>
+      <w:r>
+        <w:t>– Bindende Randbedingung: Layout der erzeugten Dokumente bleibt unverändert.</w:t>
+      </w:r>
+    </w:p>
+    <w:p>
+      <w:pPr>
+        <w:spacing w:before="20" w:after="20"/>
+        <w:ind w:left="397"/>
+      </w:pPr>
+      <w:r>
+        <w:t>– Offen: Welche Schnittstellen die Delphi-Applikation bedient und ob OneDrive als Ablage bestehen bleibt.</w:t>
+      </w:r>
+    </w:p>
+    <w:p>
+      <w:pPr>
+        <w:spacing w:before="280" w:after="0"/>
+      </w:pPr>
+      <w:r>
+        <w:rPr>
+          <w:rFonts w:ascii="Calibri" w:hAnsi="Calibri"/>
+          <w:b/>
+          <w:color w:val="7F7F7F"/>
+          <w:sz w:val="15"/>
+        </w:rPr>
+        <w:t>ERGÄNZUNG AUS DEM TERMIN</w:t>
+      </w:r>
+    </w:p>
+    <w:p>
+      <w:pPr>
+        <w:spacing w:before="40" w:after="120"/>
         <w:pBdr>
-          <w:bottom w:val="single" w:sz="6" w:space="2" w:color="BFBFBF"/>
+          <w:bottom w:val="single" w:sz="8" w:space="2" w:color="1F4E79"/>
         </w:pBdr>
       </w:pPr>
+      <w:r>
+        <w:rPr>
+          <w:b/>
+          <w:color w:val="1F4E79"/>
+          <w:sz w:val="26"/>
+        </w:rPr>
+        <w:t>4b · Laborprozess &amp; Mengen</w:t>
+      </w:r>
+    </w:p>
+    <w:p>
+      <w:pPr>
+        <w:spacing w:before="160" w:after="0"/>
+      </w:pPr>
+      <w:r>
+        <w:rPr>
+          <w:b/>
+        </w:rPr>
+        <w:t>Analytik</w:t>
+      </w:r>
+    </w:p>
+    <w:p>
+      <w:pPr>
+        <w:spacing w:before="20" w:after="20"/>
+        <w:ind w:left="397"/>
+      </w:pPr>
+      <w:r>
+        <w:t>– Proben kommen ins Labor und werden mikrobiologisch aufbereitet.</w:t>
+      </w:r>
+    </w:p>
+    <w:p>
+      <w:pPr>
+        <w:spacing w:before="20" w:after="20"/>
+        <w:ind w:left="397"/>
+      </w:pPr>
+      <w:r>
+        <w:t>– Bestimmt wird die Keimzahl auf zwei Medien: Gesamtkeimzahl und Pilze.</w:t>
+      </w:r>
+    </w:p>
+    <w:p>
+      <w:pPr>
+        <w:spacing w:before="20" w:after="20"/>
+        <w:ind w:left="397"/>
+      </w:pPr>
+      <w:r>
+        <w:t>– Keine große Bandbreite unterschiedlicher Analysetechniken.</w:t>
+      </w:r>
+    </w:p>
+    <w:p>
+      <w:pPr>
+        <w:spacing w:before="160" w:after="0"/>
+      </w:pPr>
+      <w:r>
+        <w:rPr>
+          <w:b/>
+        </w:rPr>
+        <w:t>Bebrütung &amp; Entsorgung</w:t>
+      </w:r>
+    </w:p>
+    <w:p>
+      <w:pPr>
+        <w:spacing w:before="20" w:after="20"/>
+        <w:ind w:left="397"/>
+      </w:pPr>
+      <w:r>
+        <w:t>– Proben liegen im Brutschrank und werden nach 3 oder 5 Tagen ausgezählt.</w:t>
+      </w:r>
+    </w:p>
+    <w:p>
+      <w:pPr>
+        <w:spacing w:before="20" w:after="20"/>
+        <w:ind w:left="397"/>
+      </w:pPr>
+      <w:r>
+        <w:t>– Nach Sichtung durch das Labor werden die Proben autoklaviert und entsorgt.</w:t>
+      </w:r>
+    </w:p>
+    <w:p>
+      <w:pPr>
+        <w:spacing w:before="160" w:after="0"/>
+      </w:pPr>
+      <w:r>
+        <w:rPr>
+          <w:b/>
+        </w:rPr>
+        <w:t>Mengengerüst</w:t>
+      </w:r>
+    </w:p>
+    <w:p>
+      <w:pPr>
+        <w:spacing w:before="20" w:after="20"/>
+        <w:ind w:left="397"/>
+      </w:pPr>
+      <w:r>
+        <w:t>– Bei voller Auslastung 100 Anlagen pro Woche.</w:t>
+      </w:r>
+    </w:p>
+    <w:p>
+      <w:pPr>
+        <w:spacing w:before="20" w:after="20"/>
+        <w:ind w:left="397"/>
+      </w:pPr>
+      <w:r>
+        <w:t>– 8–9 Platten je Anlage.</w:t>
+      </w:r>
+    </w:p>
+    <w:p>
+      <w:pPr>
+        <w:spacing w:before="20" w:after="20"/>
+        <w:ind w:left="397"/>
+      </w:pPr>
+      <w:r>
+        <w:t>– Ergibt rund 800–900 Platten pro Woche. Im Termin wurde „9.000“ notiert – die Zahl ist zu verifizieren (Woche, Monat oder Jahr?).</w:t>
+      </w:r>
+    </w:p>
+    <w:p>
+      <w:pPr>
+        <w:spacing w:before="280" w:after="0"/>
+      </w:pPr>
+      <w:r>
+        <w:rPr>
+          <w:rFonts w:ascii="Calibri" w:hAnsi="Calibri"/>
+          <w:b/>
+          <w:color w:val="7F7F7F"/>
+          <w:sz w:val="15"/>
+        </w:rPr>
+        <w:t>ERGÄNZUNG AUS DEM TERMIN</w:t>
+      </w:r>
+    </w:p>
+    <w:p>
+      <w:pPr>
+        <w:spacing w:before="40" w:after="120"/>
+        <w:pBdr>
+          <w:bottom w:val="single" w:sz="8" w:space="2" w:color="1F4E79"/>
+        </w:pBdr>
+      </w:pPr>
+      <w:r>
+        <w:rPr>
+          <w:b/>
+          <w:color w:val="1F4E79"/>
+          <w:sz w:val="26"/>
+        </w:rPr>
+        <w:t>4c · Schulungsgeschäft</w:t>
+      </w:r>
+    </w:p>
+    <w:p>
+      <w:pPr>
+        <w:spacing w:before="20" w:after="20"/>
+        <w:ind w:left="397"/>
+      </w:pPr>
+      <w:r>
+        <w:t>– Schulungen werden bundesweit beworben.</w:t>
+      </w:r>
+    </w:p>
+    <w:p>
+      <w:pPr>
+        <w:spacing w:before="20" w:after="20"/>
+        <w:ind w:left="397"/>
+      </w:pPr>
+      <w:r>
+        <w:t>– Eine Schulung findet statt, wenn mehr als 10 Teilnehmer zusammenkommen.</w:t>
+      </w:r>
+    </w:p>
+    <w:p>
+      <w:pPr>
+        <w:spacing w:before="20" w:after="20"/>
+        <w:ind w:left="397"/>
+      </w:pPr>
+      <w:r>
+        <w:t>– Zielgruppe: Großkonzerne und Industrieparks – für diese ist es eine Pflichtschulung.</w:t>
+      </w:r>
+    </w:p>
+    <w:p>
+      <w:pPr>
+        <w:spacing w:before="20" w:after="20"/>
+        <w:ind w:left="397"/>
+      </w:pPr>
+      <w:r>
+        <w:t>– VDI-Schulungen werden lange vorgeplant; die Seminarfläche wird 6 Monate im Voraus gebucht.</w:t>
+      </w:r>
+    </w:p>
+    <w:p>
+      <w:pPr>
+        <w:spacing w:before="20" w:after="20"/>
+        <w:ind w:left="397"/>
+      </w:pPr>
+      <w:r>
+        <w:t>– Inhouse-Schulungen beim Kunden gehören ebenfalls zum Angebot.</w:t>
+      </w:r>
+    </w:p>
+    <w:p>
+      <w:pPr>
+        <w:spacing w:before="20" w:after="20"/>
+        <w:ind w:left="397"/>
+      </w:pPr>
+      <w:r>
+        <w:t>– Dozenten: 3 intern und 2 extern, insgesamt 5. Ein zweites Team soll aufgebaut werden.</w:t>
+      </w:r>
+    </w:p>
+    <w:p>
+      <w:pPr>
+        <w:spacing w:before="280" w:after="0"/>
+      </w:pPr>
+      <w:r>
+        <w:rPr>
+          <w:rFonts w:ascii="Calibri" w:hAnsi="Calibri"/>
+          <w:b/>
+          <w:color w:val="7F7F7F"/>
+          <w:sz w:val="15"/>
+        </w:rPr>
+        <w:t>ERGÄNZUNG AUS DEM TERMIN</w:t>
+      </w:r>
+    </w:p>
+    <w:p>
+      <w:pPr>
+        <w:spacing w:before="40" w:after="120"/>
+        <w:pBdr>
+          <w:bottom w:val="single" w:sz="8" w:space="2" w:color="1F4E79"/>
+        </w:pBdr>
+      </w:pPr>
+      <w:r>
+        <w:rPr>
+          <w:b/>
+          <w:color w:val="1F4E79"/>
+          <w:sz w:val="26"/>
+        </w:rPr>
+        <w:t>4d · Produktion, Handelsware &amp; Lager</w:t>
+      </w:r>
+    </w:p>
+    <w:p>
+      <w:pPr>
+        <w:spacing w:before="20" w:after="20"/>
+        <w:ind w:left="397"/>
+      </w:pPr>
+      <w:r>
+        <w:t>– In der biotec wird nur minimal produziert – einige Chemikalien.</w:t>
+      </w:r>
+    </w:p>
+    <w:p>
+      <w:pPr>
+        <w:spacing w:before="20" w:after="20"/>
+        <w:ind w:left="397"/>
+      </w:pPr>
+      <w:r>
+        <w:t>– Händlerprodukte: 5–6 Artikel.</w:t>
+      </w:r>
+    </w:p>
+    <w:p>
+      <w:pPr>
+        <w:spacing w:before="20" w:after="20"/>
+        <w:ind w:left="397"/>
+      </w:pPr>
+      <w:r>
+        <w:t>– Lager: 2–3 Brutreaktoren (Begriff zu prüfen), Greiner-Röhrchen mit Chemikalien.</w:t>
+      </w:r>
+    </w:p>
+    <w:p>
+      <w:pPr>
+        <w:spacing w:before="20" w:after="20"/>
+        <w:ind w:left="397"/>
+      </w:pPr>
+      <w:r>
+        <w:t>– Verbrauchsmaterial auf Lager: Gelatinefilter im Wert von rund 15.000 €.</w:t>
+      </w:r>
     </w:p>
     <w:p>
       <w:r>
@@ -2651,7 +3345,7 @@
               <w:rPr>
                 <w:sz w:val="19"/>
               </w:rPr>
-              <w:t>☐ ja ☐ nein ☐ offen</w:t>
+              <w:t>☒ ja</w:t>
             </w:r>
           </w:p>
         </w:tc>
@@ -2667,6 +3361,7 @@
               <w:rPr>
                 <w:sz w:val="19"/>
               </w:rPr>
+              <w:t>Auftragseingang startet den Laborprozess</w:t>
             </w:r>
           </w:p>
         </w:tc>
@@ -2716,7 +3411,7 @@
               <w:rPr>
                 <w:sz w:val="19"/>
               </w:rPr>
-              <w:t>☐ ja ☐ nein ☐ offen</w:t>
+              <w:t>☒ ja</w:t>
             </w:r>
           </w:p>
         </w:tc>
@@ -2732,6 +3427,7 @@
               <w:rPr>
                 <w:sz w:val="19"/>
               </w:rPr>
+              <w:t>Rechnung nach Fertigstellung des Gutachtens</w:t>
             </w:r>
           </w:p>
         </w:tc>
@@ -2781,7 +3477,7 @@
               <w:rPr>
                 <w:sz w:val="19"/>
               </w:rPr>
-              <w:t>☐ ja ☐ nein ☐ offen</w:t>
+              <w:t>☒ ja</w:t>
             </w:r>
           </w:p>
         </w:tc>
@@ -2797,6 +3493,7 @@
               <w:rPr>
                 <w:sz w:val="19"/>
               </w:rPr>
+              <w:t>Gelatinefilter ca. 15 T€, Greiner-Röhrchen, 5–6 Händlerprodukte</w:t>
             </w:r>
           </w:p>
         </w:tc>
@@ -2846,7 +3543,7 @@
               <w:rPr>
                 <w:sz w:val="19"/>
               </w:rPr>
-              <w:t>☐ ja ☐ nein ☐ offen</w:t>
+              <w:t>☒ ja</w:t>
             </w:r>
           </w:p>
         </w:tc>
@@ -2862,6 +3559,7 @@
               <w:rPr>
                 <w:sz w:val="19"/>
               </w:rPr>
+              <w:t>Hygienekontrollen vor Ort; Fotos per Pixel 8</w:t>
             </w:r>
           </w:p>
         </w:tc>
@@ -2911,7 +3609,7 @@
               <w:rPr>
                 <w:sz w:val="19"/>
               </w:rPr>
-              <w:t>☐ ja ☐ nein ☐ offen</w:t>
+              <w:t>☐ offen</w:t>
             </w:r>
           </w:p>
         </w:tc>
@@ -2927,6 +3625,7 @@
               <w:rPr>
                 <w:sz w:val="19"/>
               </w:rPr>
+              <w:t>im Termin nicht vertieft</w:t>
             </w:r>
           </w:p>
         </w:tc>
@@ -2976,7 +3675,7 @@
               <w:rPr>
                 <w:sz w:val="19"/>
               </w:rPr>
-              <w:t>☐ ja ☐ nein ☐ offen</w:t>
+              <w:t>☒ ja</w:t>
             </w:r>
           </w:p>
         </w:tc>
@@ -2992,6 +3691,7 @@
               <w:rPr>
                 <w:sz w:val="19"/>
               </w:rPr>
+              <w:t>Mindestteilnehmerzahl 10; Vorplanung 6 Monate; 5 Dozenten; Inhouse-Schulungen</w:t>
             </w:r>
           </w:p>
         </w:tc>
@@ -3041,7 +3741,7 @@
               <w:rPr>
                 <w:sz w:val="19"/>
               </w:rPr>
-              <w:t>☐ ja ☐ nein ☐ offen</w:t>
+              <w:t>☐ offen</w:t>
             </w:r>
           </w:p>
         </w:tc>
@@ -3057,6 +3757,7 @@
               <w:rPr>
                 <w:sz w:val="19"/>
               </w:rPr>
+              <w:t>wiederkehrende Intervalle nicht besprochen</w:t>
             </w:r>
           </w:p>
         </w:tc>
@@ -3106,7 +3807,7 @@
               <w:rPr>
                 <w:sz w:val="19"/>
               </w:rPr>
-              <w:t>☐ ja ☐ nein ☐ offen</w:t>
+              <w:t>☒ ja</w:t>
             </w:r>
           </w:p>
         </w:tc>
@@ -3122,6 +3823,7 @@
               <w:rPr>
                 <w:sz w:val="19"/>
               </w:rPr>
+              <w:t>Proben, Platten, Fotos, Gutachten; Dokumentenlayout ist bindend</w:t>
             </w:r>
           </w:p>
         </w:tc>
@@ -3171,7 +3873,7 @@
               <w:rPr>
                 <w:sz w:val="19"/>
               </w:rPr>
-              <w:t>☐ ja ☐ nein ☐ offen</w:t>
+              <w:t>☐ offen</w:t>
             </w:r>
           </w:p>
         </w:tc>
@@ -3187,6 +3889,7 @@
               <w:rPr>
                 <w:sz w:val="19"/>
               </w:rPr>
+              <w:t>heutiges Buchhaltungssystem nicht erhoben</w:t>
             </w:r>
           </w:p>
         </w:tc>
@@ -3220,7 +3923,7 @@
               <w:rPr>
                 <w:sz w:val="19"/>
               </w:rPr>
-              <w:t>bewusst nicht eingeplant – klären</w:t>
+              <w:t>vorher nicht eingeplant</w:t>
             </w:r>
           </w:p>
         </w:tc>
@@ -3236,7 +3939,7 @@
               <w:rPr>
                 <w:sz w:val="19"/>
               </w:rPr>
-              <w:t>☐ ja ☐ nein ☐ offen</w:t>
+              <w:t>☒ ja, minimal</w:t>
             </w:r>
           </w:p>
         </w:tc>
@@ -3252,6 +3955,7 @@
               <w:rPr>
                 <w:sz w:val="19"/>
               </w:rPr>
+              <w:t>geringe Eigenproduktion einiger Chemikalien</w:t>
             </w:r>
           </w:p>
         </w:tc>
@@ -3285,7 +3989,7 @@
               <w:rPr>
                 <w:sz w:val="19"/>
               </w:rPr>
-              <w:t>bewusst nicht eingeplant – klären</w:t>
+              <w:t>vorher nicht eingeplant</w:t>
             </w:r>
           </w:p>
         </w:tc>
@@ -3301,7 +4005,7 @@
               <w:rPr>
                 <w:sz w:val="19"/>
               </w:rPr>
-              <w:t>☐ ja ☐ nein ☐ offen</w:t>
+              <w:t>☐ offen</w:t>
             </w:r>
           </w:p>
         </w:tc>
@@ -3317,6 +4021,7 @@
               <w:rPr>
                 <w:sz w:val="19"/>
               </w:rPr>
+              <w:t>Kurse werden bundesweit beworben – Buchungsweg zu klären</w:t>
             </w:r>
           </w:p>
         </w:tc>
@@ -3334,7 +4039,7 @@
               <w:rPr>
                 <w:sz w:val="19"/>
               </w:rPr>
-              <w:t>Weitere:</w:t>
+              <w:t>Mehrgesellschaft / Multi-Company</w:t>
             </w:r>
           </w:p>
         </w:tc>
@@ -3350,6 +4055,7 @@
               <w:rPr>
                 <w:sz w:val="19"/>
               </w:rPr>
+              <w:t>zwei Standorte abbilden</w:t>
             </w:r>
           </w:p>
         </w:tc>
@@ -3365,7 +4071,7 @@
               <w:rPr>
                 <w:sz w:val="19"/>
               </w:rPr>
-              <w:t>☐ ja ☐ nein ☐ offen</w:t>
+              <w:t>☒ ja</w:t>
             </w:r>
           </w:p>
         </w:tc>
@@ -3381,6 +4087,73 @@
               <w:rPr>
                 <w:sz w:val="19"/>
               </w:rPr>
+              <w:t>Gütersloh und München; Struktur und Konsolidierung zu klären</w:t>
+            </w:r>
+          </w:p>
+        </w:tc>
+      </w:tr>
+      <w:tr>
+        <w:tc>
+          <w:tcPr>
+            <w:tcW w:type="dxa" w:w="2041"/>
+          </w:tcPr>
+          <w:p>
+            <w:pPr>
+              <w:spacing w:after="0"/>
+            </w:pPr>
+            <w:r>
+              <w:rPr>
+                <w:sz w:val="19"/>
+              </w:rPr>
+              <w:t>Labor-/LIMS-Funktionen</w:t>
+            </w:r>
+          </w:p>
+        </w:tc>
+        <w:tc>
+          <w:tcPr>
+            <w:tcW w:type="dxa" w:w="3061"/>
+          </w:tcPr>
+          <w:p>
+            <w:pPr>
+              <w:spacing w:after="0"/>
+            </w:pPr>
+            <w:r>
+              <w:rPr>
+                <w:sz w:val="19"/>
+              </w:rPr>
+              <w:t>Ersatz für das Gutachtenprogramm</w:t>
+            </w:r>
+          </w:p>
+        </w:tc>
+        <w:tc>
+          <w:tcPr>
+            <w:tcW w:type="dxa" w:w="1474"/>
+          </w:tcPr>
+          <w:p>
+            <w:pPr>
+              <w:spacing w:after="0"/>
+            </w:pPr>
+            <w:r>
+              <w:rPr>
+                <w:sz w:val="19"/>
+              </w:rPr>
+              <w:t>☐ zu prüfen</w:t>
+            </w:r>
+          </w:p>
+        </w:tc>
+        <w:tc>
+          <w:tcPr>
+            <w:tcW w:type="dxa" w:w="3061"/>
+          </w:tcPr>
+          <w:p>
+            <w:pPr>
+              <w:spacing w:after="0"/>
+            </w:pPr>
+            <w:r>
+              <w:rPr>
+                <w:sz w:val="19"/>
+              </w:rPr>
+              <w:t>Auszählung, Fotodokumentation, Berichtserzeugung mit festem Layout</w:t>
             </w:r>
           </w:p>
         </w:tc>
@@ -3442,21 +4215,16 @@
     </w:p>
     <w:p>
       <w:pPr>
-        <w:spacing w:before="120" w:after="120"/>
-        <w:ind w:left="227"/>
-        <w:pBdr>
-          <w:bottom w:val="single" w:sz="6" w:space="2" w:color="BFBFBF"/>
-        </w:pBdr>
+        <w:spacing w:before="20"/>
+        <w:ind w:left="397"/>
       </w:pPr>
-    </w:p>
-    <w:p>
-      <w:pPr>
-        <w:spacing w:before="120" w:after="120"/>
-        <w:ind w:left="227"/>
-        <w:pBdr>
-          <w:bottom w:val="single" w:sz="6" w:space="2" w:color="BFBFBF"/>
-        </w:pBdr>
-      </w:pPr>
+      <w:r>
+        <w:rPr>
+          <w:i/>
+          <w:color w:val="B04A00"/>
+        </w:rPr>
+        <w:t>– Im Termin nicht beantwortet – offen.</w:t>
+      </w:r>
     </w:p>
     <w:p>
       <w:pPr>
@@ -3479,21 +4247,16 @@
     </w:p>
     <w:p>
       <w:pPr>
-        <w:spacing w:before="120" w:after="120"/>
-        <w:ind w:left="227"/>
-        <w:pBdr>
-          <w:bottom w:val="single" w:sz="6" w:space="2" w:color="BFBFBF"/>
-        </w:pBdr>
+        <w:spacing w:before="20"/>
+        <w:ind w:left="397"/>
       </w:pPr>
-    </w:p>
-    <w:p>
-      <w:pPr>
-        <w:spacing w:before="120" w:after="120"/>
-        <w:ind w:left="227"/>
-        <w:pBdr>
-          <w:bottom w:val="single" w:sz="6" w:space="2" w:color="BFBFBF"/>
-        </w:pBdr>
-      </w:pPr>
+      <w:r>
+        <w:rPr>
+          <w:i/>
+          <w:color w:val="B04A00"/>
+        </w:rPr>
+        <w:t>– Im Termin nicht beantwortet – offen.</w:t>
+      </w:r>
     </w:p>
     <w:p>
       <w:pPr>
@@ -3516,21 +4279,16 @@
     </w:p>
     <w:p>
       <w:pPr>
-        <w:spacing w:before="120" w:after="120"/>
-        <w:ind w:left="227"/>
-        <w:pBdr>
-          <w:bottom w:val="single" w:sz="6" w:space="2" w:color="BFBFBF"/>
-        </w:pBdr>
+        <w:spacing w:before="20"/>
+        <w:ind w:left="397"/>
       </w:pPr>
-    </w:p>
-    <w:p>
-      <w:pPr>
-        <w:spacing w:before="120" w:after="120"/>
-        <w:ind w:left="227"/>
-        <w:pBdr>
-          <w:bottom w:val="single" w:sz="6" w:space="2" w:color="BFBFBF"/>
-        </w:pBdr>
-      </w:pPr>
+      <w:r>
+        <w:rPr>
+          <w:i/>
+          <w:color w:val="B04A00"/>
+        </w:rPr>
+        <w:t>– Im Termin nicht beantwortet – offen.</w:t>
+      </w:r>
     </w:p>
     <w:p>
       <w:pPr>
@@ -3545,21 +4303,16 @@
     </w:p>
     <w:p>
       <w:pPr>
-        <w:spacing w:before="120" w:after="120"/>
-        <w:ind w:left="227"/>
-        <w:pBdr>
-          <w:bottom w:val="single" w:sz="6" w:space="2" w:color="BFBFBF"/>
-        </w:pBdr>
+        <w:spacing w:before="20"/>
+        <w:ind w:left="397"/>
       </w:pPr>
-    </w:p>
-    <w:p>
-      <w:pPr>
-        <w:spacing w:before="120" w:after="120"/>
-        <w:ind w:left="227"/>
-        <w:pBdr>
-          <w:bottom w:val="single" w:sz="6" w:space="2" w:color="BFBFBF"/>
-        </w:pBdr>
-      </w:pPr>
+      <w:r>
+        <w:rPr>
+          <w:i/>
+          <w:color w:val="B04A00"/>
+        </w:rPr>
+        <w:t>– Im Termin nicht beantwortet – offen.</w:t>
+      </w:r>
     </w:p>
     <w:p>
       <w:pPr>
@@ -3612,21 +4365,30 @@
     </w:p>
     <w:p>
       <w:pPr>
-        <w:spacing w:before="120" w:after="120"/>
-        <w:ind w:left="227"/>
-        <w:pBdr>
-          <w:bottom w:val="single" w:sz="6" w:space="2" w:color="BFBFBF"/>
-        </w:pBdr>
+        <w:spacing w:before="20" w:after="20"/>
+        <w:ind w:left="397"/>
       </w:pPr>
+      <w:r>
+        <w:t>– Nicht formell benannt. Nach Rollenlage ist Michael Brand der naheliegende Kandidat: Projektleiter Hygieneinspektion und ausdrücklich „Begleiter des ERP-Systems“.</w:t>
+      </w:r>
     </w:p>
     <w:p>
       <w:pPr>
-        <w:spacing w:before="120" w:after="120"/>
-        <w:ind w:left="227"/>
-        <w:pBdr>
-          <w:bottom w:val="single" w:sz="6" w:space="2" w:color="BFBFBF"/>
-        </w:pBdr>
+        <w:spacing w:before="20" w:after="20"/>
+        <w:ind w:left="397"/>
       </w:pPr>
+      <w:r>
+        <w:t>– Namentlich für die Vor-Ort-Schulung vorgesehen: Stefan, Michael Brand, Markus (+ eine weitere Person).</w:t>
+      </w:r>
+    </w:p>
+    <w:p>
+      <w:pPr>
+        <w:spacing w:before="20" w:after="20"/>
+        <w:ind w:left="397"/>
+      </w:pPr>
+      <w:r>
+        <w:t>– Fachliche Breite für die Validierung: Melanie Frank (Labor und übergeordnete Prozesse), Nicole Krupa (Rechnungen, Schulungen, Werbung), Annette Krupa (Buchhaltung), mw@westbomke.com (IT-Administration).</w:t>
+      </w:r>
     </w:p>
     <w:p>
       <w:pPr>
@@ -3649,21 +4411,16 @@
     </w:p>
     <w:p>
       <w:pPr>
-        <w:spacing w:before="120" w:after="120"/>
-        <w:ind w:left="227"/>
-        <w:pBdr>
-          <w:bottom w:val="single" w:sz="6" w:space="2" w:color="BFBFBF"/>
-        </w:pBdr>
+        <w:spacing w:before="20"/>
+        <w:ind w:left="397"/>
       </w:pPr>
-    </w:p>
-    <w:p>
-      <w:pPr>
-        <w:spacing w:before="120" w:after="120"/>
-        <w:ind w:left="227"/>
-        <w:pBdr>
-          <w:bottom w:val="single" w:sz="6" w:space="2" w:color="BFBFBF"/>
-        </w:pBdr>
-      </w:pPr>
+      <w:r>
+        <w:rPr>
+          <w:i/>
+          <w:color w:val="B04A00"/>
+        </w:rPr>
+        <w:t>– Im Termin nicht beantwortet – offen.</w:t>
+      </w:r>
     </w:p>
     <w:p>
       <w:pPr>
@@ -3686,21 +4443,30 @@
     </w:p>
     <w:p>
       <w:pPr>
-        <w:spacing w:before="120" w:after="120"/>
-        <w:ind w:left="227"/>
-        <w:pBdr>
-          <w:bottom w:val="single" w:sz="6" w:space="2" w:color="BFBFBF"/>
-        </w:pBdr>
+        <w:spacing w:before="20" w:after="20"/>
+        <w:ind w:left="397"/>
       </w:pPr>
+      <w:r>
+        <w:t>– Grobe Einordnung aus dem Termin: „ERP für eine kleine Gesellschaft“.</w:t>
+      </w:r>
     </w:p>
     <w:p>
       <w:pPr>
-        <w:spacing w:before="120" w:after="120"/>
-        <w:ind w:left="227"/>
-        <w:pBdr>
-          <w:bottom w:val="single" w:sz="6" w:space="2" w:color="BFBFBF"/>
-        </w:pBdr>
+        <w:spacing w:before="20" w:after="20"/>
+        <w:ind w:left="397"/>
       </w:pPr>
+      <w:r>
+        <w:t>– Bekannte Teams: München 3 Personen (Hygienekontrollen), Analytik Boden/Wasser 2–3 Personen, Dozenten 5 (3 intern, 2 extern), Gütersloh mit Labor und Verwaltung.</w:t>
+      </w:r>
+    </w:p>
+    <w:p>
+      <w:pPr>
+        <w:spacing w:before="20" w:after="20"/>
+        <w:ind w:left="397"/>
+      </w:pPr>
+      <w:r>
+        <w:t>– Gesamtzahl der Odoo-Nutzer noch zu erheben.</w:t>
+      </w:r>
     </w:p>
     <w:p>
       <w:pPr>
@@ -3715,21 +4481,16 @@
     </w:p>
     <w:p>
       <w:pPr>
-        <w:spacing w:before="120" w:after="120"/>
-        <w:ind w:left="227"/>
-        <w:pBdr>
-          <w:bottom w:val="single" w:sz="6" w:space="2" w:color="BFBFBF"/>
-        </w:pBdr>
+        <w:spacing w:before="20"/>
+        <w:ind w:left="397"/>
       </w:pPr>
-    </w:p>
-    <w:p>
-      <w:pPr>
-        <w:spacing w:before="120" w:after="120"/>
-        <w:ind w:left="227"/>
-        <w:pBdr>
-          <w:bottom w:val="single" w:sz="6" w:space="2" w:color="BFBFBF"/>
-        </w:pBdr>
-      </w:pPr>
+      <w:r>
+        <w:rPr>
+          <w:i/>
+          <w:color w:val="B04A00"/>
+        </w:rPr>
+        <w:t>– Im Termin nicht beantwortet – offen.</w:t>
+      </w:r>
     </w:p>
     <w:p>
       <w:pPr>
@@ -3752,21 +4513,16 @@
     </w:p>
     <w:p>
       <w:pPr>
-        <w:spacing w:before="120" w:after="120"/>
-        <w:ind w:left="227"/>
-        <w:pBdr>
-          <w:bottom w:val="single" w:sz="6" w:space="2" w:color="BFBFBF"/>
-        </w:pBdr>
+        <w:spacing w:before="20"/>
+        <w:ind w:left="397"/>
       </w:pPr>
-    </w:p>
-    <w:p>
-      <w:pPr>
-        <w:spacing w:before="120" w:after="120"/>
-        <w:ind w:left="227"/>
-        <w:pBdr>
-          <w:bottom w:val="single" w:sz="6" w:space="2" w:color="BFBFBF"/>
-        </w:pBdr>
-      </w:pPr>
+      <w:r>
+        <w:rPr>
+          <w:i/>
+          <w:color w:val="B04A00"/>
+        </w:rPr>
+        <w:t>– Im Termin nicht beantwortet – offen.</w:t>
+      </w:r>
     </w:p>
     <w:p>
       <w:pPr>
@@ -3938,7 +4694,7 @@
               <w:rPr>
                 <w:sz w:val="19"/>
               </w:rPr>
-              <w:t>Zusammenfassung / Protokoll des Discovery Calls versenden</w:t>
+              <w:t>Protokoll &amp; Zusammenfassung des Discovery Calls versenden</w:t>
             </w:r>
           </w:p>
         </w:tc>
@@ -4019,7 +4775,7 @@
               <w:rPr>
                 <w:sz w:val="19"/>
               </w:rPr>
-              <w:t>Beispielhafte Rohdaten &amp; Vorlagen teilen (keine Aufbereitung nötig)</w:t>
+              <w:t>Rohdaten bereitstellen: Anlagenlisten, Kunden-/Artikelstamm, Kurskatalog</w:t>
             </w:r>
           </w:p>
         </w:tc>
@@ -4100,7 +4856,331 @@
               <w:rPr>
                 <w:sz w:val="19"/>
               </w:rPr>
-              <w:t>Scoping &amp; Angebot: Phasierung, Aufwandsschätzung, Budgetbasis</w:t>
+              <w:t>Gutachten- und Berichtsvorlagen als Muster bereitstellen (Layout ist bindend)</w:t>
+            </w:r>
+          </w:p>
+        </w:tc>
+        <w:tc>
+          <w:tcPr>
+            <w:tcW w:type="dxa" w:w="1701"/>
+          </w:tcPr>
+          <w:p>
+            <w:pPr>
+              <w:spacing w:after="0"/>
+            </w:pPr>
+            <w:r>
+              <w:rPr>
+                <w:sz w:val="19"/>
+              </w:rPr>
+              <w:t>biotec</w:t>
+            </w:r>
+          </w:p>
+        </w:tc>
+        <w:tc>
+          <w:tcPr>
+            <w:tcW w:type="dxa" w:w="1361"/>
+          </w:tcPr>
+          <w:p>
+            <w:pPr>
+              <w:spacing w:after="0"/>
+            </w:pPr>
+            <w:r>
+              <w:rPr>
+                <w:sz w:val="19"/>
+              </w:rPr>
+            </w:r>
+          </w:p>
+        </w:tc>
+        <w:tc>
+          <w:tcPr>
+            <w:tcW w:type="dxa" w:w="1361"/>
+          </w:tcPr>
+          <w:p>
+            <w:pPr>
+              <w:spacing w:after="0"/>
+            </w:pPr>
+            <w:r>
+              <w:rPr>
+                <w:sz w:val="19"/>
+              </w:rPr>
+              <w:t>☐ offen</w:t>
+            </w:r>
+          </w:p>
+        </w:tc>
+      </w:tr>
+      <w:tr>
+        <w:tc>
+          <w:tcPr>
+            <w:tcW w:type="dxa" w:w="680"/>
+          </w:tcPr>
+          <w:p>
+            <w:pPr>
+              <w:spacing w:after="0"/>
+            </w:pPr>
+            <w:r>
+              <w:rPr>
+                <w:sz w:val="19"/>
+              </w:rPr>
+              <w:t>4</w:t>
+            </w:r>
+          </w:p>
+        </w:tc>
+        <w:tc>
+          <w:tcPr>
+            <w:tcW w:type="dxa" w:w="4535"/>
+          </w:tcPr>
+          <w:p>
+            <w:pPr>
+              <w:spacing w:after="0"/>
+            </w:pPr>
+            <w:r>
+              <w:rPr>
+                <w:sz w:val="19"/>
+              </w:rPr>
+              <w:t>Delphi-Applikation: Exportmöglichkeiten und Schnittstellen dokumentieren</w:t>
+            </w:r>
+          </w:p>
+        </w:tc>
+        <w:tc>
+          <w:tcPr>
+            <w:tcW w:type="dxa" w:w="1701"/>
+          </w:tcPr>
+          <w:p>
+            <w:pPr>
+              <w:spacing w:after="0"/>
+            </w:pPr>
+            <w:r>
+              <w:rPr>
+                <w:sz w:val="19"/>
+              </w:rPr>
+              <w:t>biotec / CertoClav</w:t>
+            </w:r>
+          </w:p>
+        </w:tc>
+        <w:tc>
+          <w:tcPr>
+            <w:tcW w:type="dxa" w:w="1361"/>
+          </w:tcPr>
+          <w:p>
+            <w:pPr>
+              <w:spacing w:after="0"/>
+            </w:pPr>
+            <w:r>
+              <w:rPr>
+                <w:sz w:val="19"/>
+              </w:rPr>
+            </w:r>
+          </w:p>
+        </w:tc>
+        <w:tc>
+          <w:tcPr>
+            <w:tcW w:type="dxa" w:w="1361"/>
+          </w:tcPr>
+          <w:p>
+            <w:pPr>
+              <w:spacing w:after="0"/>
+            </w:pPr>
+            <w:r>
+              <w:rPr>
+                <w:sz w:val="19"/>
+              </w:rPr>
+              <w:t>☐ offen</w:t>
+            </w:r>
+          </w:p>
+        </w:tc>
+      </w:tr>
+      <w:tr>
+        <w:tc>
+          <w:tcPr>
+            <w:tcW w:type="dxa" w:w="680"/>
+          </w:tcPr>
+          <w:p>
+            <w:pPr>
+              <w:spacing w:after="0"/>
+            </w:pPr>
+            <w:r>
+              <w:rPr>
+                <w:sz w:val="19"/>
+              </w:rPr>
+              <w:t>5</w:t>
+            </w:r>
+          </w:p>
+        </w:tc>
+        <w:tc>
+          <w:tcPr>
+            <w:tcW w:type="dxa" w:w="4535"/>
+          </w:tcPr>
+          <w:p>
+            <w:pPr>
+              <w:spacing w:after="0"/>
+            </w:pPr>
+            <w:r>
+              <w:rPr>
+                <w:sz w:val="19"/>
+              </w:rPr>
+              <w:t>Anzahl und Namen der vor Ort zu schulenden Personen bestätigen (3 oder 4)</w:t>
+            </w:r>
+          </w:p>
+        </w:tc>
+        <w:tc>
+          <w:tcPr>
+            <w:tcW w:type="dxa" w:w="1701"/>
+          </w:tcPr>
+          <w:p>
+            <w:pPr>
+              <w:spacing w:after="0"/>
+            </w:pPr>
+            <w:r>
+              <w:rPr>
+                <w:sz w:val="19"/>
+              </w:rPr>
+              <w:t>biotec</w:t>
+            </w:r>
+          </w:p>
+        </w:tc>
+        <w:tc>
+          <w:tcPr>
+            <w:tcW w:type="dxa" w:w="1361"/>
+          </w:tcPr>
+          <w:p>
+            <w:pPr>
+              <w:spacing w:after="0"/>
+            </w:pPr>
+            <w:r>
+              <w:rPr>
+                <w:sz w:val="19"/>
+              </w:rPr>
+            </w:r>
+          </w:p>
+        </w:tc>
+        <w:tc>
+          <w:tcPr>
+            <w:tcW w:type="dxa" w:w="1361"/>
+          </w:tcPr>
+          <w:p>
+            <w:pPr>
+              <w:spacing w:after="0"/>
+            </w:pPr>
+            <w:r>
+              <w:rPr>
+                <w:sz w:val="19"/>
+              </w:rPr>
+              <w:t>☐ offen</w:t>
+            </w:r>
+          </w:p>
+        </w:tc>
+      </w:tr>
+      <w:tr>
+        <w:tc>
+          <w:tcPr>
+            <w:tcW w:type="dxa" w:w="680"/>
+          </w:tcPr>
+          <w:p>
+            <w:pPr>
+              <w:spacing w:after="0"/>
+            </w:pPr>
+            <w:r>
+              <w:rPr>
+                <w:sz w:val="19"/>
+              </w:rPr>
+              <w:t>6</w:t>
+            </w:r>
+          </w:p>
+        </w:tc>
+        <w:tc>
+          <w:tcPr>
+            <w:tcW w:type="dxa" w:w="4535"/>
+          </w:tcPr>
+          <w:p>
+            <w:pPr>
+              <w:spacing w:after="0"/>
+            </w:pPr>
+            <w:r>
+              <w:rPr>
+                <w:sz w:val="19"/>
+              </w:rPr>
+              <w:t>Hauptansprechpartner für die Iterationen benennen</w:t>
+            </w:r>
+          </w:p>
+        </w:tc>
+        <w:tc>
+          <w:tcPr>
+            <w:tcW w:type="dxa" w:w="1701"/>
+          </w:tcPr>
+          <w:p>
+            <w:pPr>
+              <w:spacing w:after="0"/>
+            </w:pPr>
+            <w:r>
+              <w:rPr>
+                <w:sz w:val="19"/>
+              </w:rPr>
+              <w:t>biotec</w:t>
+            </w:r>
+          </w:p>
+        </w:tc>
+        <w:tc>
+          <w:tcPr>
+            <w:tcW w:type="dxa" w:w="1361"/>
+          </w:tcPr>
+          <w:p>
+            <w:pPr>
+              <w:spacing w:after="0"/>
+            </w:pPr>
+            <w:r>
+              <w:rPr>
+                <w:sz w:val="19"/>
+              </w:rPr>
+            </w:r>
+          </w:p>
+        </w:tc>
+        <w:tc>
+          <w:tcPr>
+            <w:tcW w:type="dxa" w:w="1361"/>
+          </w:tcPr>
+          <w:p>
+            <w:pPr>
+              <w:spacing w:after="0"/>
+            </w:pPr>
+            <w:r>
+              <w:rPr>
+                <w:sz w:val="19"/>
+              </w:rPr>
+              <w:t>☐ offen</w:t>
+            </w:r>
+          </w:p>
+        </w:tc>
+      </w:tr>
+      <w:tr>
+        <w:tc>
+          <w:tcPr>
+            <w:tcW w:type="dxa" w:w="680"/>
+          </w:tcPr>
+          <w:p>
+            <w:pPr>
+              <w:spacing w:after="0"/>
+            </w:pPr>
+            <w:r>
+              <w:rPr>
+                <w:sz w:val="19"/>
+              </w:rPr>
+              <w:t>7</w:t>
+            </w:r>
+          </w:p>
+        </w:tc>
+        <w:tc>
+          <w:tcPr>
+            <w:tcW w:type="dxa" w:w="4535"/>
+          </w:tcPr>
+          <w:p>
+            <w:pPr>
+              <w:spacing w:after="0"/>
+            </w:pPr>
+            <w:r>
+              <w:rPr>
+                <w:sz w:val="19"/>
+              </w:rPr>
+              <w:t>Scoping &amp; Angebot – inkl. Vor-Ort-Schulung statt Train-the-Trainer, Multi-Company und Layouttreue</w:t>
             </w:r>
           </w:p>
         </w:tc>
@@ -4165,7 +5245,7 @@
               <w:rPr>
                 <w:sz w:val="19"/>
               </w:rPr>
-              <w:t>4</w:t>
+              <w:t>8</w:t>
             </w:r>
           </w:p>
         </w:tc>
@@ -4181,7 +5261,7 @@
               <w:rPr>
                 <w:sz w:val="19"/>
               </w:rPr>
-              <w:t>Entscheidung &amp; Kick-Off: Hauptansprechpartner benennen, Termin</w:t>
+              <w:t>Klären, ob die Certania-Anforderungen (P2P/O2C, POC/WIP) zum Scope gehören</w:t>
             </w:r>
           </w:p>
         </w:tc>
@@ -4197,244 +5277,7 @@
               <w:rPr>
                 <w:sz w:val="19"/>
               </w:rPr>
-              <w:t>Gemeinsam</w:t>
-            </w:r>
-          </w:p>
-        </w:tc>
-        <w:tc>
-          <w:tcPr>
-            <w:tcW w:type="dxa" w:w="1361"/>
-          </w:tcPr>
-          <w:p>
-            <w:pPr>
-              <w:spacing w:after="0"/>
-            </w:pPr>
-            <w:r>
-              <w:rPr>
-                <w:sz w:val="19"/>
-              </w:rPr>
-            </w:r>
-          </w:p>
-        </w:tc>
-        <w:tc>
-          <w:tcPr>
-            <w:tcW w:type="dxa" w:w="1361"/>
-          </w:tcPr>
-          <w:p>
-            <w:pPr>
-              <w:spacing w:after="0"/>
-            </w:pPr>
-            <w:r>
-              <w:rPr>
-                <w:sz w:val="19"/>
-              </w:rPr>
-              <w:t>☐ offen</w:t>
-            </w:r>
-          </w:p>
-        </w:tc>
-      </w:tr>
-      <w:tr>
-        <w:tc>
-          <w:tcPr>
-            <w:tcW w:type="dxa" w:w="680"/>
-          </w:tcPr>
-          <w:p>
-            <w:pPr>
-              <w:spacing w:after="0"/>
-            </w:pPr>
-            <w:r>
-              <w:rPr>
-                <w:sz w:val="19"/>
-              </w:rPr>
-              <w:t>5</w:t>
-            </w:r>
-          </w:p>
-        </w:tc>
-        <w:tc>
-          <w:tcPr>
-            <w:tcW w:type="dxa" w:w="4535"/>
-          </w:tcPr>
-          <w:p>
-            <w:pPr>
-              <w:spacing w:after="0"/>
-            </w:pPr>
-            <w:r>
-              <w:rPr>
-                <w:sz w:val="19"/>
-              </w:rPr>
-            </w:r>
-          </w:p>
-        </w:tc>
-        <w:tc>
-          <w:tcPr>
-            <w:tcW w:type="dxa" w:w="1701"/>
-          </w:tcPr>
-          <w:p>
-            <w:pPr>
-              <w:spacing w:after="0"/>
-            </w:pPr>
-            <w:r>
-              <w:rPr>
-                <w:sz w:val="19"/>
-              </w:rPr>
-            </w:r>
-          </w:p>
-        </w:tc>
-        <w:tc>
-          <w:tcPr>
-            <w:tcW w:type="dxa" w:w="1361"/>
-          </w:tcPr>
-          <w:p>
-            <w:pPr>
-              <w:spacing w:after="0"/>
-            </w:pPr>
-            <w:r>
-              <w:rPr>
-                <w:sz w:val="19"/>
-              </w:rPr>
-            </w:r>
-          </w:p>
-        </w:tc>
-        <w:tc>
-          <w:tcPr>
-            <w:tcW w:type="dxa" w:w="1361"/>
-          </w:tcPr>
-          <w:p>
-            <w:pPr>
-              <w:spacing w:after="0"/>
-            </w:pPr>
-            <w:r>
-              <w:rPr>
-                <w:sz w:val="19"/>
-              </w:rPr>
-              <w:t>☐ offen</w:t>
-            </w:r>
-          </w:p>
-        </w:tc>
-      </w:tr>
-      <w:tr>
-        <w:tc>
-          <w:tcPr>
-            <w:tcW w:type="dxa" w:w="680"/>
-          </w:tcPr>
-          <w:p>
-            <w:pPr>
-              <w:spacing w:after="0"/>
-            </w:pPr>
-            <w:r>
-              <w:rPr>
-                <w:sz w:val="19"/>
-              </w:rPr>
-              <w:t>6</w:t>
-            </w:r>
-          </w:p>
-        </w:tc>
-        <w:tc>
-          <w:tcPr>
-            <w:tcW w:type="dxa" w:w="4535"/>
-          </w:tcPr>
-          <w:p>
-            <w:pPr>
-              <w:spacing w:after="0"/>
-            </w:pPr>
-            <w:r>
-              <w:rPr>
-                <w:sz w:val="19"/>
-              </w:rPr>
-            </w:r>
-          </w:p>
-        </w:tc>
-        <w:tc>
-          <w:tcPr>
-            <w:tcW w:type="dxa" w:w="1701"/>
-          </w:tcPr>
-          <w:p>
-            <w:pPr>
-              <w:spacing w:after="0"/>
-            </w:pPr>
-            <w:r>
-              <w:rPr>
-                <w:sz w:val="19"/>
-              </w:rPr>
-            </w:r>
-          </w:p>
-        </w:tc>
-        <w:tc>
-          <w:tcPr>
-            <w:tcW w:type="dxa" w:w="1361"/>
-          </w:tcPr>
-          <w:p>
-            <w:pPr>
-              <w:spacing w:after="0"/>
-            </w:pPr>
-            <w:r>
-              <w:rPr>
-                <w:sz w:val="19"/>
-              </w:rPr>
-            </w:r>
-          </w:p>
-        </w:tc>
-        <w:tc>
-          <w:tcPr>
-            <w:tcW w:type="dxa" w:w="1361"/>
-          </w:tcPr>
-          <w:p>
-            <w:pPr>
-              <w:spacing w:after="0"/>
-            </w:pPr>
-            <w:r>
-              <w:rPr>
-                <w:sz w:val="19"/>
-              </w:rPr>
-              <w:t>☐ offen</w:t>
-            </w:r>
-          </w:p>
-        </w:tc>
-      </w:tr>
-      <w:tr>
-        <w:tc>
-          <w:tcPr>
-            <w:tcW w:type="dxa" w:w="680"/>
-          </w:tcPr>
-          <w:p>
-            <w:pPr>
-              <w:spacing w:after="0"/>
-            </w:pPr>
-            <w:r>
-              <w:rPr>
-                <w:sz w:val="19"/>
-              </w:rPr>
-              <w:t>7</w:t>
-            </w:r>
-          </w:p>
-        </w:tc>
-        <w:tc>
-          <w:tcPr>
-            <w:tcW w:type="dxa" w:w="4535"/>
-          </w:tcPr>
-          <w:p>
-            <w:pPr>
-              <w:spacing w:after="0"/>
-            </w:pPr>
-            <w:r>
-              <w:rPr>
-                <w:sz w:val="19"/>
-              </w:rPr>
-            </w:r>
-          </w:p>
-        </w:tc>
-        <w:tc>
-          <w:tcPr>
-            <w:tcW w:type="dxa" w:w="1701"/>
-          </w:tcPr>
-          <w:p>
-            <w:pPr>
-              <w:spacing w:after="0"/>
-            </w:pPr>
-            <w:r>
-              <w:rPr>
-                <w:sz w:val="19"/>
-              </w:rPr>
+              <w:t>CertoClav / Certania</w:t>
             </w:r>
           </w:p>
         </w:tc>
@@ -4584,6 +5427,7 @@
               <w:rPr>
                 <w:sz w:val="19"/>
               </w:rPr>
+              <w:t>Anzahl der vor Ort zu schulenden Personen: 3 oder 4? Vierter Name fehlt</w:t>
             </w:r>
           </w:p>
         </w:tc>
@@ -4599,6 +5443,7 @@
               <w:rPr>
                 <w:sz w:val="19"/>
               </w:rPr>
+              <w:t>biotec</w:t>
             </w:r>
           </w:p>
         </w:tc>
@@ -4631,6 +5476,7 @@
               <w:rPr>
                 <w:sz w:val="19"/>
               </w:rPr>
+              <w:t>Plattenmenge: rund 900 oder 9.000 – und je Woche, Monat oder Jahr?</w:t>
             </w:r>
           </w:p>
         </w:tc>
@@ -4646,6 +5492,7 @@
               <w:rPr>
                 <w:sz w:val="19"/>
               </w:rPr>
+              <w:t>biotec</w:t>
             </w:r>
           </w:p>
         </w:tc>
@@ -4678,6 +5525,7 @@
               <w:rPr>
                 <w:sz w:val="19"/>
               </w:rPr>
+              <w:t>„Walda Technologiepark“: eigener Standort oder Teil von München?</w:t>
             </w:r>
           </w:p>
         </w:tc>
@@ -4693,6 +5541,7 @@
               <w:rPr>
                 <w:sz w:val="19"/>
               </w:rPr>
+              <w:t>biotec</w:t>
             </w:r>
           </w:p>
         </w:tc>
@@ -4725,6 +5574,7 @@
               <w:rPr>
                 <w:sz w:val="19"/>
               </w:rPr>
+              <w:t>Nachnamen und Funktionen von „Stefan“ und „Markus“</w:t>
             </w:r>
           </w:p>
         </w:tc>
@@ -4740,6 +5590,7 @@
               <w:rPr>
                 <w:sz w:val="19"/>
               </w:rPr>
+              <w:t>biotec</w:t>
             </w:r>
           </w:p>
         </w:tc>
@@ -4772,6 +5623,7 @@
               <w:rPr>
                 <w:sz w:val="19"/>
               </w:rPr>
+              <w:t>biotec Süd: eigene Gesellschaft oder nur Standort? Konsolidierungsbedarf?</w:t>
             </w:r>
           </w:p>
         </w:tc>
@@ -4787,6 +5639,7 @@
               <w:rPr>
                 <w:sz w:val="19"/>
               </w:rPr>
+              <w:t>biotec</w:t>
             </w:r>
           </w:p>
         </w:tc>
@@ -4819,6 +5672,7 @@
               <w:rPr>
                 <w:sz w:val="19"/>
               </w:rPr>
+              <w:t>Welche Schnittstellen bedient die Delphi-Applikation heute?</w:t>
             </w:r>
           </w:p>
         </w:tc>
@@ -4834,6 +5688,252 @@
               <w:rPr>
                 <w:sz w:val="19"/>
               </w:rPr>
+              <w:t>biotec</w:t>
+            </w:r>
+          </w:p>
+        </w:tc>
+        <w:tc>
+          <w:tcPr>
+            <w:tcW w:type="dxa" w:w="1701"/>
+          </w:tcPr>
+          <w:p>
+            <w:pPr>
+              <w:spacing w:after="0"/>
+            </w:pPr>
+            <w:r>
+              <w:rPr>
+                <w:sz w:val="19"/>
+              </w:rPr>
+            </w:r>
+          </w:p>
+        </w:tc>
+      </w:tr>
+      <w:tr>
+        <w:tc>
+          <w:tcPr>
+            <w:tcW w:type="dxa" w:w="6236"/>
+          </w:tcPr>
+          <w:p>
+            <w:pPr>
+              <w:spacing w:after="0"/>
+            </w:pPr>
+            <w:r>
+              <w:rPr>
+                <w:sz w:val="19"/>
+              </w:rPr>
+              <w:t>Bleibt OneDrive die Dokumentenablage oder übernimmt Odoo Dokumente?</w:t>
+            </w:r>
+          </w:p>
+        </w:tc>
+        <w:tc>
+          <w:tcPr>
+            <w:tcW w:type="dxa" w:w="1701"/>
+          </w:tcPr>
+          <w:p>
+            <w:pPr>
+              <w:spacing w:after="0"/>
+            </w:pPr>
+            <w:r>
+              <w:rPr>
+                <w:sz w:val="19"/>
+              </w:rPr>
+              <w:t>gemeinsam</w:t>
+            </w:r>
+          </w:p>
+        </w:tc>
+        <w:tc>
+          <w:tcPr>
+            <w:tcW w:type="dxa" w:w="1701"/>
+          </w:tcPr>
+          <w:p>
+            <w:pPr>
+              <w:spacing w:after="0"/>
+            </w:pPr>
+            <w:r>
+              <w:rPr>
+                <w:sz w:val="19"/>
+              </w:rPr>
+            </w:r>
+          </w:p>
+        </w:tc>
+      </w:tr>
+      <w:tr>
+        <w:tc>
+          <w:tcPr>
+            <w:tcW w:type="dxa" w:w="6236"/>
+          </w:tcPr>
+          <w:p>
+            <w:pPr>
+              <w:spacing w:after="0"/>
+            </w:pPr>
+            <w:r>
+              <w:rPr>
+                <w:sz w:val="19"/>
+              </w:rPr>
+              <w:t>Heutiges Buchhaltungssystem und DATEV-Anbindung</w:t>
+            </w:r>
+          </w:p>
+        </w:tc>
+        <w:tc>
+          <w:tcPr>
+            <w:tcW w:type="dxa" w:w="1701"/>
+          </w:tcPr>
+          <w:p>
+            <w:pPr>
+              <w:spacing w:after="0"/>
+            </w:pPr>
+            <w:r>
+              <w:rPr>
+                <w:sz w:val="19"/>
+              </w:rPr>
+              <w:t>biotec</w:t>
+            </w:r>
+          </w:p>
+        </w:tc>
+        <w:tc>
+          <w:tcPr>
+            <w:tcW w:type="dxa" w:w="1701"/>
+          </w:tcPr>
+          <w:p>
+            <w:pPr>
+              <w:spacing w:after="0"/>
+            </w:pPr>
+            <w:r>
+              <w:rPr>
+                <w:sz w:val="19"/>
+              </w:rPr>
+            </w:r>
+          </w:p>
+        </w:tc>
+      </w:tr>
+      <w:tr>
+        <w:tc>
+          <w:tcPr>
+            <w:tcW w:type="dxa" w:w="6236"/>
+          </w:tcPr>
+          <w:p>
+            <w:pPr>
+              <w:spacing w:after="0"/>
+            </w:pPr>
+            <w:r>
+              <w:rPr>
+                <w:sz w:val="19"/>
+              </w:rPr>
+              <w:t>Michael Brand formell als Hauptansprechpartner bestätigen</w:t>
+            </w:r>
+          </w:p>
+        </w:tc>
+        <w:tc>
+          <w:tcPr>
+            <w:tcW w:type="dxa" w:w="1701"/>
+          </w:tcPr>
+          <w:p>
+            <w:pPr>
+              <w:spacing w:after="0"/>
+            </w:pPr>
+            <w:r>
+              <w:rPr>
+                <w:sz w:val="19"/>
+              </w:rPr>
+              <w:t>biotec</w:t>
+            </w:r>
+          </w:p>
+        </w:tc>
+        <w:tc>
+          <w:tcPr>
+            <w:tcW w:type="dxa" w:w="1701"/>
+          </w:tcPr>
+          <w:p>
+            <w:pPr>
+              <w:spacing w:after="0"/>
+            </w:pPr>
+            <w:r>
+              <w:rPr>
+                <w:sz w:val="19"/>
+              </w:rPr>
+            </w:r>
+          </w:p>
+        </w:tc>
+      </w:tr>
+      <w:tr>
+        <w:tc>
+          <w:tcPr>
+            <w:tcW w:type="dxa" w:w="6236"/>
+          </w:tcPr>
+          <w:p>
+            <w:pPr>
+              <w:spacing w:after="0"/>
+            </w:pPr>
+            <w:r>
+              <w:rPr>
+                <w:sz w:val="19"/>
+              </w:rPr>
+              <w:t>Nicole Krupa: „Biotec Stetic“ – welche Einheit ist gemeint?</w:t>
+            </w:r>
+          </w:p>
+        </w:tc>
+        <w:tc>
+          <w:tcPr>
+            <w:tcW w:type="dxa" w:w="1701"/>
+          </w:tcPr>
+          <w:p>
+            <w:pPr>
+              <w:spacing w:after="0"/>
+            </w:pPr>
+            <w:r>
+              <w:rPr>
+                <w:sz w:val="19"/>
+              </w:rPr>
+              <w:t>biotec</w:t>
+            </w:r>
+          </w:p>
+        </w:tc>
+        <w:tc>
+          <w:tcPr>
+            <w:tcW w:type="dxa" w:w="1701"/>
+          </w:tcPr>
+          <w:p>
+            <w:pPr>
+              <w:spacing w:after="0"/>
+            </w:pPr>
+            <w:r>
+              <w:rPr>
+                <w:sz w:val="19"/>
+              </w:rPr>
+            </w:r>
+          </w:p>
+        </w:tc>
+      </w:tr>
+      <w:tr>
+        <w:tc>
+          <w:tcPr>
+            <w:tcW w:type="dxa" w:w="6236"/>
+          </w:tcPr>
+          <w:p>
+            <w:pPr>
+              <w:spacing w:after="0"/>
+            </w:pPr>
+            <w:r>
+              <w:rPr>
+                <w:sz w:val="19"/>
+              </w:rPr>
+              <w:t>Westbomke: externer IT-Dienstleister oder eigene Abteilung? Rolle im Projekt (Zugänge, Schnittstellen, Delphi-Betreuung)?</w:t>
+            </w:r>
+          </w:p>
+        </w:tc>
+        <w:tc>
+          <w:tcPr>
+            <w:tcW w:type="dxa" w:w="1701"/>
+          </w:tcPr>
+          <w:p>
+            <w:pPr>
+              <w:spacing w:after="0"/>
+            </w:pPr>
+            <w:r>
+              <w:rPr>
+                <w:sz w:val="19"/>
+              </w:rPr>
+              <w:t>biotec</w:t>
             </w:r>
           </w:p>
         </w:tc>
@@ -4899,57 +5999,57 @@
     </w:p>
     <w:p>
       <w:pPr>
-        <w:spacing w:before="120" w:after="120"/>
-        <w:ind w:left="227"/>
-        <w:pBdr>
-          <w:bottom w:val="single" w:sz="6" w:space="2" w:color="BFBFBF"/>
-        </w:pBdr>
+        <w:spacing w:before="20" w:after="20"/>
+        <w:ind w:left="397"/>
       </w:pPr>
+      <w:r>
+        <w:t>– Aufwandstreiber: (1) Layouttreue der Gutachten – Berichtsentwicklung in Odoo statt Standardvorlagen, (2) Ablösung der Delphi-Applikation samt unbekannter Schnittstellen, (3) Multi-Company für zwei Standorte, (4) Vor-Ort-Schulung von 3–4 Personen zusätzlich zum Einrichtungsaufwand.</w:t>
+      </w:r>
     </w:p>
     <w:p>
       <w:pPr>
-        <w:spacing w:before="120" w:after="120"/>
-        <w:ind w:left="227"/>
-        <w:pBdr>
-          <w:bottom w:val="single" w:sz="6" w:space="2" w:color="BFBFBF"/>
-        </w:pBdr>
+        <w:spacing w:before="20" w:after="20"/>
+        <w:ind w:left="397"/>
       </w:pPr>
+      <w:r>
+        <w:t>– Der Wegfall von Train-the-Trainer verschiebt Aufwand vom Kunden zu CertoClav – die Erzählung „Umstellung in einer Woche“ ist damit nicht haltbar und sollte im Angebot nicht wiederholt werden.</w:t>
+      </w:r>
     </w:p>
     <w:p>
       <w:pPr>
-        <w:spacing w:before="120" w:after="120"/>
-        <w:ind w:left="227"/>
-        <w:pBdr>
-          <w:bottom w:val="single" w:sz="6" w:space="2" w:color="BFBFBF"/>
-        </w:pBdr>
+        <w:spacing w:before="20" w:after="20"/>
+        <w:ind w:left="397"/>
       </w:pPr>
+      <w:r>
+        <w:t>– Der Laborprozess ist der eigentliche Kern: Anlagenliste, Probenverfolgung, Auszählung mit Fotodokumentation, Berichtserzeugung. Vor dem Angebot prüfen, wie weit Odoo Qualität/Dokumente das ohne Eigenentwicklung tragen.</w:t>
+      </w:r>
     </w:p>
     <w:p>
       <w:pPr>
-        <w:spacing w:before="120" w:after="120"/>
-        <w:ind w:left="227"/>
-        <w:pBdr>
-          <w:bottom w:val="single" w:sz="6" w:space="2" w:color="BFBFBF"/>
-        </w:pBdr>
+        <w:spacing w:before="20" w:after="20"/>
+        <w:ind w:left="397"/>
       </w:pPr>
+      <w:r>
+        <w:t>– Das Schulungsgeschäft mit Mindestteilnehmerzahl und 6 Monaten Vorlauf ist ein guter Quick-Win-Kandidat (Odoo Veranstaltungen) und liefert früh sichtbaren Nutzen.</w:t>
+      </w:r>
     </w:p>
     <w:p>
       <w:pPr>
-        <w:spacing w:before="120" w:after="120"/>
-        <w:ind w:left="227"/>
-        <w:pBdr>
-          <w:bottom w:val="single" w:sz="6" w:space="2" w:color="BFBFBF"/>
-        </w:pBdr>
+        <w:spacing w:before="20" w:after="20"/>
+        <w:ind w:left="397"/>
       </w:pPr>
+      <w:r>
+        <w:t>– Entscheiderlage: Dr. Thomas Wilke ist CEO biotec und gleichzeitig Direktor Food bei Certania – die Freigabe läuft über ihn, nicht über Dr. Bermpohl (Prokura). Moritz Gruber bleibt Initiator auf Gesellschafterebene.</w:t>
+      </w:r>
     </w:p>
     <w:p>
       <w:pPr>
-        <w:spacing w:before="120" w:after="120"/>
-        <w:ind w:left="227"/>
-        <w:pBdr>
-          <w:bottom w:val="single" w:sz="6" w:space="2" w:color="BFBFBF"/>
-        </w:pBdr>
+        <w:spacing w:before="20" w:after="20"/>
+        <w:ind w:left="397"/>
       </w:pPr>
+      <w:r>
+        <w:t>– Westbomke betreut die IT-Administration. Für die Ablösung der Delphi-Applikation und die Schnittstellen ist das die entscheidende technische Gegenstelle – früh einbinden, statt erst in der Umsetzungsphase.</w:t>
+      </w:r>
     </w:p>
     <w:sectPr>
       <w:headerReference w:type="default" r:id="rId9"/>

--- a/02_Meetings/2026-08-17_discovery-call.docx
+++ b/02_Meetings/2026-08-17_discovery-call.docx
@@ -6505,13 +6505,6 @@
     <w:name w:val="Normal"/>
     <w:qFormat/>
     <w:rsid w:val="00FC693F"/>
-    <w:pPr>
-      <w:spacing w:after="80" w:line="259" w:lineRule="auto"/>
-    </w:pPr>
-    <w:rPr>
-      <w:rFonts w:ascii="Calibri" w:hAnsi="Calibri"/>
-      <w:sz w:val="21"/>
-    </w:rPr>
   </w:style>
   <w:style w:type="paragraph" w:styleId="Header">
     <w:name w:val="header"/>

--- a/02_Meetings/2026-08-17_discovery-call.docx
+++ b/02_Meetings/2026-08-17_discovery-call.docx
@@ -6068,25 +6068,40 @@
   <w:p>
     <w:pPr>
       <w:pStyle w:val="Footer"/>
+      <w:spacing w:after="0"/>
+      <w:jc w:val="center"/>
+    </w:pPr>
+    <w:r/>
+    <w:r>
+      <w:rPr>
+        <w:color w:val="7F7F7F"/>
+        <w:sz w:val="13"/>
+      </w:rPr>
+      <w:t>CertoClav Sterilizer GmbH  ·  Peintner Straße 10, 4060 Leonding, Österreich  ·  Geschäftsführer: Michael Simon (geb. Dirix), MSc.</w:t>
+    </w:r>
+  </w:p>
+  <w:p>
+    <w:pPr>
+      <w:spacing w:after="0"/>
       <w:jc w:val="center"/>
     </w:pPr>
     <w:r>
       <w:rPr>
         <w:color w:val="7F7F7F"/>
-        <w:sz w:val="15"/>
-      </w:rPr>
+        <w:sz w:val="13"/>
+      </w:rPr>
+      <w:t>Firmenbuch: Landesgericht Linz, FN 122912d  ·  UID ATU22821702  ·  Tel. +43 732 674 278  ·  support@certoclav.com  ·  www.certoclav.com</w:t>
     </w:r>
+  </w:p>
+  <w:p>
+    <w:pPr>
+      <w:spacing w:before="40"/>
+      <w:jc w:val="center"/>
+    </w:pPr>
     <w:r>
       <w:rPr>
         <w:color w:val="7F7F7F"/>
-        <w:sz w:val="15"/>
-      </w:rPr>
-      <w:t xml:space="preserve">CertoClav Sterilizer GmbH  ·  Leonding, Österreich  ·  support@certoclav.com  ·  www.certoclav.com   ·   </w:t>
-    </w:r>
-    <w:r>
-      <w:rPr>
-        <w:color w:val="7F7F7F"/>
-        <w:sz w:val="15"/>
+        <w:sz w:val="14"/>
       </w:rPr>
       <w:t xml:space="preserve">Seite </w:t>
     </w:r>
@@ -6098,7 +6113,7 @@
     <w:r>
       <w:rPr>
         <w:color w:val="7F7F7F"/>
-        <w:sz w:val="15"/>
+        <w:sz w:val="14"/>
       </w:rPr>
       <w:t xml:space="preserve"> von </w:t>
     </w:r>

--- a/02_Meetings/2026-08-17_discovery-call.docx
+++ b/02_Meetings/2026-08-17_discovery-call.docx
@@ -1526,7 +1526,7 @@
         <w:ind w:left="397"/>
       </w:pPr>
       <w:r>
-        <w:t>– biotec besteht aus zwei Standorten – Gütersloh als Hauptstandort und München („biotec Süd“). Gesucht wird ein ERP für eine kleine Gesellschaft.</w:t>
+        <w:t>– biotec besteht aus drei Standorten – Gütersloh als Hauptstandort, München (Hygienekontrollen) und dem Technologiepark Mittweida (Analytik Boden und Wasser). Gesucht wird ein ERP für eine kleine Gesellschaft.</w:t>
       </w:r>
     </w:p>
     <w:p>
@@ -2063,7 +2063,7 @@
               <w:rPr>
                 <w:sz w:val="19"/>
               </w:rPr>
-              <w:t>Hauptstandort – ergänzt: zweiter Standort München („biotec Süd“)</w:t>
+              <w:t>Hauptstandort – ergänzt: Standorte München und Technologiepark Mittweida</w:t>
             </w:r>
           </w:p>
         </w:tc>
@@ -2113,7 +2113,7 @@
               <w:rPr>
                 <w:sz w:val="19"/>
               </w:rPr>
-              <w:t>Zwei Standorte: Gütersloh und München. Gesellschaftsrechtliche Struktur zu klären</w:t>
+              <w:t>Drei Standorte: Gütersloh, München, Technologiepark Mittweida. Gesellschaftsrechtliche Struktur zu klären</w:t>
             </w:r>
           </w:p>
         </w:tc>
@@ -2283,7 +2283,7 @@
               <w:rPr>
                 <w:sz w:val="19"/>
               </w:rPr>
-              <w:t>München („biotec Süd“)</w:t>
+              <w:t>München</w:t>
             </w:r>
           </w:p>
         </w:tc>
@@ -2299,7 +2299,7 @@
               <w:rPr>
                 <w:sz w:val="19"/>
               </w:rPr>
-              <w:t>3 Personen</w:t>
+              <w:t>2–3 Personen</w:t>
             </w:r>
           </w:p>
         </w:tc>
@@ -2333,7 +2333,7 @@
               <w:rPr>
                 <w:sz w:val="19"/>
               </w:rPr>
-              <w:t>Walda Technologiepark (Zuordnung offen)</w:t>
+              <w:t>Technologiepark Mittweida</w:t>
             </w:r>
           </w:p>
         </w:tc>
@@ -4456,7 +4456,7 @@
         <w:ind w:left="397"/>
       </w:pPr>
       <w:r>
-        <w:t>– Bekannte Teams: München 3 Personen (Hygienekontrollen), Analytik Boden/Wasser 2–3 Personen, Dozenten 5 (3 intern, 2 extern), Gütersloh mit Labor und Verwaltung.</w:t>
+        <w:t>– Bekannte Teams: München 2–3 Personen (Hygienekontrollen), Mittweida 2–3 Personen (Analytik Boden/Wasser), Dozenten 5 (3 intern, 2 extern), Gütersloh mit Labor und Verwaltung.</w:t>
       </w:r>
     </w:p>
     <w:p>
@@ -5525,7 +5525,7 @@
               <w:rPr>
                 <w:sz w:val="19"/>
               </w:rPr>
-              <w:t>„Walda Technologiepark“: eigener Standort oder Teil von München?</w:t>
+              <w:t>biotec Süd: welchem der drei Standorte entspricht der Name?</w:t>
             </w:r>
           </w:p>
         </w:tc>
@@ -5623,7 +5623,7 @@
               <w:rPr>
                 <w:sz w:val="19"/>
               </w:rPr>
-              <w:t>biotec Süd: eigene Gesellschaft oder nur Standort? Konsolidierungsbedarf?</w:t>
+              <w:t>Sind die drei Standorte eigene Gesellschaften oder Betriebsstätten? Konsolidierungsbedarf?</w:t>
             </w:r>
           </w:p>
         </w:tc>

--- a/02_Meetings/2026-08-17_discovery-call.docx
+++ b/02_Meetings/2026-08-17_discovery-call.docx
@@ -89,6 +89,7 @@
             </w:pPr>
             <w:r>
               <w:rPr>
+                <w:b w:val="0"/>
                 <w:sz w:val="19"/>
               </w:rPr>
               <w:t>Datum / Uhrzeit</w:t>
@@ -105,6 +106,7 @@
             </w:pPr>
             <w:r>
               <w:rPr>
+                <w:b w:val="0"/>
                 <w:sz w:val="19"/>
               </w:rPr>
               <w:t>Montag, 17.08.2026, 12:30 – 13:30 Uhr</w:t>
@@ -123,6 +125,7 @@
             </w:pPr>
             <w:r>
               <w:rPr>
+                <w:b w:val="0"/>
                 <w:sz w:val="19"/>
               </w:rPr>
               <w:t>Dauer</w:t>
@@ -139,6 +142,7 @@
             </w:pPr>
             <w:r>
               <w:rPr>
+                <w:b w:val="0"/>
                 <w:sz w:val="19"/>
               </w:rPr>
               <w:t>60 Minuten</w:t>
@@ -157,6 +161,7 @@
             </w:pPr>
             <w:r>
               <w:rPr>
+                <w:b w:val="0"/>
                 <w:sz w:val="19"/>
               </w:rPr>
               <w:t>Ort / Tool</w:t>
@@ -173,6 +178,7 @@
             </w:pPr>
             <w:r>
               <w:rPr>
+                <w:b w:val="0"/>
                 <w:sz w:val="19"/>
               </w:rPr>
               <w:t>Microsoft Teams (Videokonferenz, via Calendly gebucht)</w:t>
@@ -191,6 +197,7 @@
             </w:pPr>
             <w:r>
               <w:rPr>
+                <w:b w:val="0"/>
                 <w:sz w:val="19"/>
               </w:rPr>
               <w:t>Betreff der Einladung</w:t>
@@ -207,6 +214,7 @@
             </w:pPr>
             <w:r>
               <w:rPr>
+                <w:b w:val="0"/>
                 <w:sz w:val="19"/>
               </w:rPr>
               <w:t>Discovery Call biotec GmbH</w:t>
@@ -225,6 +233,7 @@
             </w:pPr>
             <w:r>
               <w:rPr>
+                <w:b w:val="0"/>
                 <w:sz w:val="19"/>
               </w:rPr>
               <w:t>Organisator</w:t>
@@ -241,6 +250,7 @@
             </w:pPr>
             <w:r>
               <w:rPr>
+                <w:b w:val="0"/>
                 <w:sz w:val="19"/>
               </w:rPr>
               <w:t>Michael Simon, michael.simon@certoclav.com</w:t>
@@ -259,6 +269,7 @@
             </w:pPr>
             <w:r>
               <w:rPr>
+                <w:b w:val="0"/>
                 <w:sz w:val="19"/>
               </w:rPr>
               <w:t>Protokoll</w:t>
@@ -275,6 +286,7 @@
             </w:pPr>
             <w:r>
               <w:rPr>
+                <w:b w:val="0"/>
                 <w:sz w:val="19"/>
               </w:rPr>
               <w:t>Michael Simon</w:t>
@@ -293,6 +305,7 @@
             </w:pPr>
             <w:r>
               <w:rPr>
+                <w:b w:val="0"/>
                 <w:sz w:val="19"/>
               </w:rPr>
               <w:t>Rückmeldungen (Stand Einladung)</w:t>
@@ -309,6 +322,7 @@
             </w:pPr>
             <w:r>
               <w:rPr>
+                <w:b w:val="0"/>
                 <w:sz w:val="19"/>
               </w:rPr>
               <w:t>4 Zusagen, 0 vorläufig, 0 Absagen</w:t>
@@ -327,6 +341,7 @@
             </w:pPr>
             <w:r>
               <w:rPr>
+                <w:b w:val="0"/>
                 <w:sz w:val="19"/>
               </w:rPr>
               <w:t>Aufzeichnung</w:t>
@@ -343,6 +358,7 @@
             </w:pPr>
             <w:r>
               <w:rPr>
+                <w:b w:val="0"/>
                 <w:sz w:val="19"/>
               </w:rPr>
               <w:t>☐ ja   ☐ nein   (Einverständnis eingeholt: ☐ ja  ☐ nein)</w:t>
@@ -503,6 +519,7 @@
             </w:pPr>
             <w:r>
               <w:rPr>
+                <w:b w:val="0"/>
                 <w:sz w:val="19"/>
               </w:rPr>
               <w:t>Michael Simon</w:t>
@@ -519,6 +536,7 @@
             </w:pPr>
             <w:r>
               <w:rPr>
+                <w:b w:val="0"/>
                 <w:sz w:val="19"/>
               </w:rPr>
               <w:t>michael.simon@certoclav.com</w:t>
@@ -535,6 +553,7 @@
             </w:pPr>
             <w:r>
               <w:rPr>
+                <w:b w:val="0"/>
                 <w:sz w:val="19"/>
               </w:rPr>
               <w:t>CertoClav</w:t>
@@ -551,6 +570,7 @@
             </w:pPr>
             <w:r>
               <w:rPr>
+                <w:b w:val="0"/>
                 <w:sz w:val="19"/>
               </w:rPr>
               <w:t>Consultant &amp; SPOC, Organisator</w:t>
@@ -567,6 +587,7 @@
             </w:pPr>
             <w:r>
               <w:rPr>
+                <w:b w:val="0"/>
                 <w:sz w:val="19"/>
               </w:rPr>
               <w:t>Organisator</w:t>
@@ -585,6 +606,7 @@
             </w:pPr>
             <w:r>
               <w:rPr>
+                <w:b w:val="0"/>
                 <w:sz w:val="19"/>
               </w:rPr>
               <w:t>Dr. Thomas Wilke</w:t>
@@ -601,6 +623,7 @@
             </w:pPr>
             <w:r>
               <w:rPr>
+                <w:b w:val="0"/>
                 <w:sz w:val="19"/>
               </w:rPr>
               <w:t>twilke@certania.com</w:t>
@@ -617,6 +640,7 @@
             </w:pPr>
             <w:r>
               <w:rPr>
+                <w:b w:val="0"/>
                 <w:sz w:val="19"/>
               </w:rPr>
               <w:t>Certania / biotec</w:t>
@@ -633,6 +657,7 @@
             </w:pPr>
             <w:r>
               <w:rPr>
+                <w:b w:val="0"/>
                 <w:sz w:val="19"/>
               </w:rPr>
               <w:t>Direktor Food (Certania), CEO biotec</w:t>
@@ -649,6 +674,7 @@
             </w:pPr>
             <w:r>
               <w:rPr>
+                <w:b w:val="0"/>
                 <w:sz w:val="19"/>
               </w:rPr>
               <w:t>keine Antwort</w:t>
@@ -667,6 +693,7 @@
             </w:pPr>
             <w:r>
               <w:rPr>
+                <w:b w:val="0"/>
                 <w:sz w:val="19"/>
               </w:rPr>
               <w:t>Dr. Andreas Bermpohl</w:t>
@@ -683,6 +710,7 @@
             </w:pPr>
             <w:r>
               <w:rPr>
+                <w:b w:val="0"/>
                 <w:sz w:val="19"/>
               </w:rPr>
               <w:t>abermpohl@t-online.de</w:t>
@@ -699,6 +727,7 @@
             </w:pPr>
             <w:r>
               <w:rPr>
+                <w:b w:val="0"/>
                 <w:sz w:val="19"/>
               </w:rPr>
               <w:t>biotec (extern)</w:t>
@@ -715,6 +744,7 @@
             </w:pPr>
             <w:r>
               <w:rPr>
+                <w:b w:val="0"/>
                 <w:sz w:val="19"/>
               </w:rPr>
               <w:t>Ansprechpartner Richtung biotec, Prokura</w:t>
@@ -731,6 +761,7 @@
             </w:pPr>
             <w:r>
               <w:rPr>
+                <w:b w:val="0"/>
                 <w:sz w:val="19"/>
               </w:rPr>
               <w:t>keine Antwort</w:t>
@@ -749,6 +780,7 @@
             </w:pPr>
             <w:r>
               <w:rPr>
+                <w:b w:val="0"/>
                 <w:sz w:val="19"/>
               </w:rPr>
               <w:t>Melanie Frank</w:t>
@@ -765,6 +797,7 @@
             </w:pPr>
             <w:r>
               <w:rPr>
+                <w:b w:val="0"/>
                 <w:sz w:val="19"/>
               </w:rPr>
               <w:t>melanie.frank@biotec-gmbh.com</w:t>
@@ -781,6 +814,7 @@
             </w:pPr>
             <w:r>
               <w:rPr>
+                <w:b w:val="0"/>
                 <w:sz w:val="19"/>
               </w:rPr>
               <w:t>biotec</w:t>
@@ -797,6 +831,7 @@
             </w:pPr>
             <w:r>
               <w:rPr>
+                <w:b w:val="0"/>
                 <w:sz w:val="19"/>
               </w:rPr>
               <w:t>Promovierte Biologin; koordiniert die Labortätigkeiten und übergeordnete Prozesse; Hygieneinspektion</w:t>
@@ -813,6 +848,7 @@
             </w:pPr>
             <w:r>
               <w:rPr>
+                <w:b w:val="0"/>
                 <w:sz w:val="19"/>
               </w:rPr>
               <w:t>keine Antwort</w:t>
@@ -831,6 +867,7 @@
             </w:pPr>
             <w:r>
               <w:rPr>
+                <w:b w:val="0"/>
                 <w:sz w:val="19"/>
               </w:rPr>
               <w:t>Michael Brand</w:t>
@@ -847,6 +884,7 @@
             </w:pPr>
             <w:r>
               <w:rPr>
+                <w:b w:val="0"/>
                 <w:sz w:val="19"/>
               </w:rPr>
               <w:t>michael.brand@biotec-gmbh.com</w:t>
@@ -863,6 +901,7 @@
             </w:pPr>
             <w:r>
               <w:rPr>
+                <w:b w:val="0"/>
                 <w:sz w:val="19"/>
               </w:rPr>
               <w:t>biotec</w:t>
@@ -879,6 +918,7 @@
             </w:pPr>
             <w:r>
               <w:rPr>
+                <w:b w:val="0"/>
                 <w:sz w:val="19"/>
               </w:rPr>
               <w:t>Projektleiter Hygieneinspektion seit 2020; Organisation der Kunden und Übergabe der Gutachten; Begleiter des ERP-Projekts</w:t>
@@ -895,6 +935,7 @@
             </w:pPr>
             <w:r>
               <w:rPr>
+                <w:b w:val="0"/>
                 <w:sz w:val="19"/>
               </w:rPr>
               <w:t>keine Antwort</w:t>
@@ -913,6 +954,7 @@
             </w:pPr>
             <w:r>
               <w:rPr>
+                <w:b w:val="0"/>
                 <w:sz w:val="19"/>
               </w:rPr>
               <w:t>Nicole Krupa</w:t>
@@ -929,6 +971,7 @@
             </w:pPr>
             <w:r>
               <w:rPr>
+                <w:b w:val="0"/>
                 <w:sz w:val="19"/>
               </w:rPr>
               <w:t>nicole.krupa@biotec-gmbh.com</w:t>
@@ -945,6 +988,7 @@
             </w:pPr>
             <w:r>
               <w:rPr>
+                <w:b w:val="0"/>
                 <w:sz w:val="19"/>
               </w:rPr>
               <w:t>biotec</w:t>
@@ -961,6 +1005,7 @@
             </w:pPr>
             <w:r>
               <w:rPr>
+                <w:b w:val="0"/>
                 <w:sz w:val="19"/>
               </w:rPr>
               <w:t>seit einem Jahr bei biotec; enger Kontakt zu den Projektleitern; Rechnungen, Schulungen, Werbung</w:t>
@@ -977,6 +1022,7 @@
             </w:pPr>
             <w:r>
               <w:rPr>
+                <w:b w:val="0"/>
                 <w:sz w:val="19"/>
               </w:rPr>
               <w:t>keine Antwort</w:t>
@@ -995,6 +1041,7 @@
             </w:pPr>
             <w:r>
               <w:rPr>
+                <w:b w:val="0"/>
                 <w:sz w:val="19"/>
               </w:rPr>
               <w:t>Annette Krupa</w:t>
@@ -1011,6 +1058,7 @@
             </w:pPr>
             <w:r>
               <w:rPr>
+                <w:b w:val="0"/>
                 <w:sz w:val="19"/>
               </w:rPr>
               <w:t>–</w:t>
@@ -1027,6 +1075,7 @@
             </w:pPr>
             <w:r>
               <w:rPr>
+                <w:b w:val="0"/>
                 <w:sz w:val="19"/>
               </w:rPr>
               <w:t>biotec</w:t>
@@ -1043,6 +1092,7 @@
             </w:pPr>
             <w:r>
               <w:rPr>
+                <w:b w:val="0"/>
                 <w:sz w:val="19"/>
               </w:rPr>
               <w:t>Buchhaltung</w:t>
@@ -1059,6 +1109,7 @@
             </w:pPr>
             <w:r>
               <w:rPr>
+                <w:b w:val="0"/>
                 <w:sz w:val="19"/>
               </w:rPr>
               <w:t>nicht eingeladen</w:t>
@@ -1077,6 +1128,7 @@
             </w:pPr>
             <w:r>
               <w:rPr>
+                <w:b w:val="0"/>
                 <w:sz w:val="19"/>
               </w:rPr>
               <w:t>unbekannt (mw@)</w:t>
@@ -1093,6 +1145,7 @@
             </w:pPr>
             <w:r>
               <w:rPr>
+                <w:b w:val="0"/>
                 <w:sz w:val="19"/>
               </w:rPr>
               <w:t>mw@westbomke.com</w:t>
@@ -1109,6 +1162,7 @@
             </w:pPr>
             <w:r>
               <w:rPr>
+                <w:b w:val="0"/>
                 <w:sz w:val="19"/>
               </w:rPr>
               <w:t>Westbomke (?)</w:t>
@@ -1125,6 +1179,7 @@
             </w:pPr>
             <w:r>
               <w:rPr>
+                <w:b w:val="0"/>
                 <w:sz w:val="19"/>
               </w:rPr>
               <w:t>IT-Administration</w:t>
@@ -1141,6 +1196,7 @@
             </w:pPr>
             <w:r>
               <w:rPr>
+                <w:b w:val="0"/>
                 <w:sz w:val="19"/>
               </w:rPr>
               <w:t>keine Antwort</w:t>
@@ -1159,6 +1215,7 @@
             </w:pPr>
             <w:r>
               <w:rPr>
+                <w:b w:val="0"/>
                 <w:sz w:val="19"/>
               </w:rPr>
               <w:t>Moritz Gruber</w:t>
@@ -1175,6 +1232,7 @@
             </w:pPr>
             <w:r>
               <w:rPr>
+                <w:b w:val="0"/>
                 <w:sz w:val="19"/>
               </w:rPr>
               <w:t>mgruber@certania.com</w:t>
@@ -1191,6 +1249,7 @@
             </w:pPr>
             <w:r>
               <w:rPr>
+                <w:b w:val="0"/>
                 <w:sz w:val="19"/>
               </w:rPr>
               <w:t>Certania (optional)</w:t>
@@ -1207,6 +1266,7 @@
             </w:pPr>
             <w:r>
               <w:rPr>
+                <w:b w:val="0"/>
                 <w:sz w:val="19"/>
               </w:rPr>
               <w:t>CEO / Managing Shareholder, Initiator</w:t>
@@ -1223,6 +1283,7 @@
             </w:pPr>
             <w:r>
               <w:rPr>
+                <w:b w:val="0"/>
                 <w:sz w:val="19"/>
               </w:rPr>
               <w:t>keine Antwort</w:t>
@@ -1241,6 +1302,7 @@
             </w:pPr>
             <w:r>
               <w:rPr>
+                <w:b w:val="0"/>
                 <w:sz w:val="19"/>
               </w:rPr>
               <w:t>Jonas Leitenmeier</w:t>
@@ -1257,6 +1319,7 @@
             </w:pPr>
             <w:r>
               <w:rPr>
+                <w:b w:val="0"/>
                 <w:sz w:val="19"/>
               </w:rPr>
               <w:t>–</w:t>
@@ -1273,6 +1336,7 @@
             </w:pPr>
             <w:r>
               <w:rPr>
+                <w:b w:val="0"/>
                 <w:sz w:val="19"/>
               </w:rPr>
               <w:t>CertoClav</w:t>
@@ -1289,6 +1353,7 @@
             </w:pPr>
             <w:r>
               <w:rPr>
+                <w:b w:val="0"/>
                 <w:sz w:val="19"/>
               </w:rPr>
               <w:t>AI-Ops-Lead</w:t>
@@ -1305,6 +1370,7 @@
             </w:pPr>
             <w:r>
               <w:rPr>
+                <w:b w:val="0"/>
                 <w:sz w:val="19"/>
               </w:rPr>
               <w:t>✓ zugesagt</w:t>
@@ -1323,6 +1389,7 @@
             </w:pPr>
             <w:r>
               <w:rPr>
+                <w:b w:val="0"/>
                 <w:sz w:val="19"/>
               </w:rPr>
               <w:t>Balázs Szaradics</w:t>
@@ -1339,6 +1406,7 @@
             </w:pPr>
             <w:r>
               <w:rPr>
+                <w:b w:val="0"/>
                 <w:sz w:val="19"/>
               </w:rPr>
               <w:t>–</w:t>
@@ -1355,6 +1423,7 @@
             </w:pPr>
             <w:r>
               <w:rPr>
+                <w:b w:val="0"/>
                 <w:sz w:val="19"/>
               </w:rPr>
               <w:t>CertoClav</w:t>
@@ -1371,6 +1440,7 @@
             </w:pPr>
             <w:r>
               <w:rPr>
+                <w:b w:val="0"/>
                 <w:sz w:val="19"/>
               </w:rPr>
               <w:t>AI-Operator</w:t>
@@ -1387,6 +1457,7 @@
             </w:pPr>
             <w:r>
               <w:rPr>
+                <w:b w:val="0"/>
                 <w:sz w:val="19"/>
               </w:rPr>
               <w:t>✓ zugesagt</w:t>
@@ -1405,6 +1476,7 @@
             </w:pPr>
             <w:r>
               <w:rPr>
+                <w:b w:val="0"/>
                 <w:sz w:val="19"/>
               </w:rPr>
               <w:t>Patrick Gottfried</w:t>
@@ -1421,6 +1493,7 @@
             </w:pPr>
             <w:r>
               <w:rPr>
+                <w:b w:val="0"/>
                 <w:sz w:val="19"/>
               </w:rPr>
               <w:t>–</w:t>
@@ -1437,6 +1510,7 @@
             </w:pPr>
             <w:r>
               <w:rPr>
+                <w:b w:val="0"/>
                 <w:sz w:val="19"/>
               </w:rPr>
               <w:t>CertoClav</w:t>
@@ -1453,6 +1527,7 @@
             </w:pPr>
             <w:r>
               <w:rPr>
+                <w:b w:val="0"/>
                 <w:sz w:val="19"/>
               </w:rPr>
               <w:t>AI-Operator</w:t>
@@ -1469,6 +1544,7 @@
             </w:pPr>
             <w:r>
               <w:rPr>
+                <w:b w:val="0"/>
                 <w:sz w:val="19"/>
               </w:rPr>
               <w:t>✓ zugesagt</w:t>
@@ -1779,6 +1855,7 @@
             </w:pPr>
             <w:r>
               <w:rPr>
+                <w:b w:val="0"/>
                 <w:sz w:val="19"/>
               </w:rPr>
               <w:t>Bundesweites Hygieneinstitut, VDI-Schulungspartner (VDI 6022 / 2047)</w:t>
@@ -1795,6 +1872,7 @@
             </w:pPr>
             <w:r>
               <w:rPr>
+                <w:b w:val="0"/>
                 <w:sz w:val="19"/>
               </w:rPr>
               <w:t>☒ ja</w:t>
@@ -1811,6 +1889,7 @@
             </w:pPr>
             <w:r>
               <w:rPr>
+                <w:b w:val="0"/>
                 <w:sz w:val="19"/>
               </w:rPr>
               <w:t>Schulungen werden bundesweit beworben; Pflichtschulung für Großkonzerne und Industrieparks</w:t>
@@ -1829,6 +1908,7 @@
             </w:pPr>
             <w:r>
               <w:rPr>
+                <w:b w:val="0"/>
                 <w:sz w:val="19"/>
               </w:rPr>
               <w:t>Inspektionen vor Ort: RLT-Anlagen, Verdunstungskühlanlagen, Luftentkeimung</w:t>
@@ -1845,6 +1925,7 @@
             </w:pPr>
             <w:r>
               <w:rPr>
+                <w:b w:val="0"/>
                 <w:sz w:val="19"/>
               </w:rPr>
               <w:t>☒ ja</w:t>
@@ -1861,6 +1942,7 @@
             </w:pPr>
             <w:r>
               <w:rPr>
+                <w:b w:val="0"/>
                 <w:sz w:val="19"/>
               </w:rPr>
               <w:t>Hygienekontrollen; 3er-Team am Standort München</w:t>
@@ -1879,6 +1961,7 @@
             </w:pPr>
             <w:r>
               <w:rPr>
+                <w:b w:val="0"/>
                 <w:sz w:val="19"/>
               </w:rPr>
               <w:t>Beratung &amp; Gefährdungsbeurteilungen (Trinkwasser-, Krankenhaushygiene)</w:t>
@@ -1895,6 +1978,7 @@
             </w:pPr>
             <w:r>
               <w:rPr>
+                <w:b w:val="0"/>
                 <w:sz w:val="19"/>
               </w:rPr>
               <w:t>☐ offen</w:t>
@@ -1911,6 +1995,7 @@
             </w:pPr>
             <w:r>
               <w:rPr>
+                <w:b w:val="0"/>
                 <w:sz w:val="19"/>
               </w:rPr>
               <w:t>im Termin nicht vertieft</w:t>
@@ -1929,6 +2014,7 @@
             </w:pPr>
             <w:r>
               <w:rPr>
+                <w:b w:val="0"/>
                 <w:sz w:val="19"/>
               </w:rPr>
               <w:t>Bundesweite VDI-Schulungen, Termine online buchbar</w:t>
@@ -1945,6 +2031,7 @@
             </w:pPr>
             <w:r>
               <w:rPr>
+                <w:b w:val="0"/>
                 <w:sz w:val="19"/>
               </w:rPr>
               <w:t>☒ ja</w:t>
@@ -1961,6 +2048,7 @@
             </w:pPr>
             <w:r>
               <w:rPr>
+                <w:b w:val="0"/>
                 <w:sz w:val="19"/>
               </w:rPr>
               <w:t>Durchführung ab mehr als 10 Teilnehmern; Seminarfläche 6 Monate im Voraus gebucht</w:t>
@@ -1979,6 +2067,7 @@
             </w:pPr>
             <w:r>
               <w:rPr>
+                <w:b w:val="0"/>
                 <w:sz w:val="19"/>
               </w:rPr>
               <w:t>Labor &amp; Forschung, Entwicklung neuer Analyseverfahren</w:t>
@@ -1995,6 +2084,7 @@
             </w:pPr>
             <w:r>
               <w:rPr>
+                <w:b w:val="0"/>
                 <w:sz w:val="19"/>
               </w:rPr>
               <w:t>☒ ja / teilweise</w:t>
@@ -2011,6 +2101,7 @@
             </w:pPr>
             <w:r>
               <w:rPr>
+                <w:b w:val="0"/>
                 <w:sz w:val="19"/>
               </w:rPr>
               <w:t>Mikrobiologie mit wenigen Analysetechniken (siehe Laborprozess); Forschung nicht besprochen</w:t>
@@ -2029,6 +2120,7 @@
             </w:pPr>
             <w:r>
               <w:rPr>
+                <w:b w:val="0"/>
                 <w:sz w:val="19"/>
               </w:rPr>
               <w:t>Standort Gütersloh (Elbrachtsweg 76, 33332)</w:t>
@@ -2045,6 +2137,7 @@
             </w:pPr>
             <w:r>
               <w:rPr>
+                <w:b w:val="0"/>
                 <w:sz w:val="19"/>
               </w:rPr>
               <w:t>☒ ja</w:t>
@@ -2061,6 +2154,7 @@
             </w:pPr>
             <w:r>
               <w:rPr>
+                <w:b w:val="0"/>
                 <w:sz w:val="19"/>
               </w:rPr>
               <w:t>Hauptstandort – ergänzt: Standorte München und Technologiepark Mittweida</w:t>
@@ -2079,6 +2173,7 @@
             </w:pPr>
             <w:r>
               <w:rPr>
+                <w:b w:val="0"/>
                 <w:sz w:val="19"/>
               </w:rPr>
               <w:t>Ein Standort / eine Gesellschaft</w:t>
@@ -2095,6 +2190,7 @@
             </w:pPr>
             <w:r>
               <w:rPr>
+                <w:b w:val="0"/>
                 <w:sz w:val="19"/>
               </w:rPr>
               <w:t>☐ nein</w:t>
@@ -2111,6 +2207,7 @@
             </w:pPr>
             <w:r>
               <w:rPr>
+                <w:b w:val="0"/>
                 <w:sz w:val="19"/>
               </w:rPr>
               <w:t>Drei Standorte: Gütersloh, München, Technologiepark Mittweida. Gesellschaftsrechtliche Struktur zu klären</w:t>
@@ -2231,6 +2328,7 @@
             </w:pPr>
             <w:r>
               <w:rPr>
+                <w:b w:val="0"/>
                 <w:sz w:val="19"/>
               </w:rPr>
               <w:t>Gütersloh</w:t>
@@ -2247,6 +2345,7 @@
             </w:pPr>
             <w:r>
               <w:rPr>
+                <w:b w:val="0"/>
                 <w:sz w:val="19"/>
               </w:rPr>
               <w:t>Hauptstandort</w:t>
@@ -2263,6 +2362,7 @@
             </w:pPr>
             <w:r>
               <w:rPr>
+                <w:b w:val="0"/>
                 <w:sz w:val="19"/>
               </w:rPr>
               <w:t>Labor, Bebrütung &amp; Auszählung, Gutachtenerstellung, Verwaltung</w:t>
@@ -2281,6 +2381,7 @@
             </w:pPr>
             <w:r>
               <w:rPr>
+                <w:b w:val="0"/>
                 <w:sz w:val="19"/>
               </w:rPr>
               <w:t>München</w:t>
@@ -2297,6 +2398,7 @@
             </w:pPr>
             <w:r>
               <w:rPr>
+                <w:b w:val="0"/>
                 <w:sz w:val="19"/>
               </w:rPr>
               <w:t>2–3 Personen</w:t>
@@ -2313,6 +2415,7 @@
             </w:pPr>
             <w:r>
               <w:rPr>
+                <w:b w:val="0"/>
                 <w:sz w:val="19"/>
               </w:rPr>
               <w:t>Hygienekontrollen; Büro in einem Privatgebäude</w:t>
@@ -2331,6 +2434,7 @@
             </w:pPr>
             <w:r>
               <w:rPr>
+                <w:b w:val="0"/>
                 <w:sz w:val="19"/>
               </w:rPr>
               <w:t>Technologiepark Mittweida</w:t>
@@ -2347,6 +2451,7 @@
             </w:pPr>
             <w:r>
               <w:rPr>
+                <w:b w:val="0"/>
                 <w:sz w:val="19"/>
               </w:rPr>
               <w:t>2–3 Personen</w:t>
@@ -2363,6 +2468,7 @@
             </w:pPr>
             <w:r>
               <w:rPr>
+                <w:b w:val="0"/>
                 <w:sz w:val="19"/>
               </w:rPr>
               <w:t>Analytik von Boden und Wasser</w:t>
@@ -3311,6 +3417,7 @@
             </w:pPr>
             <w:r>
               <w:rPr>
+                <w:b w:val="0"/>
                 <w:sz w:val="19"/>
               </w:rPr>
               <w:t>CRM &amp; Verkauf</w:t>
@@ -3327,6 +3434,7 @@
             </w:pPr>
             <w:r>
               <w:rPr>
+                <w:b w:val="0"/>
                 <w:sz w:val="19"/>
               </w:rPr>
               <w:t>Anfragen, Angebote &amp; Aufträge</w:t>
@@ -3343,6 +3451,7 @@
             </w:pPr>
             <w:r>
               <w:rPr>
+                <w:b w:val="0"/>
                 <w:sz w:val="19"/>
               </w:rPr>
               <w:t>☒ ja</w:t>
@@ -3359,6 +3468,7 @@
             </w:pPr>
             <w:r>
               <w:rPr>
+                <w:b w:val="0"/>
                 <w:sz w:val="19"/>
               </w:rPr>
               <w:t>Auftragseingang startet den Laborprozess</w:t>
@@ -3377,6 +3487,7 @@
             </w:pPr>
             <w:r>
               <w:rPr>
+                <w:b w:val="0"/>
                 <w:sz w:val="19"/>
               </w:rPr>
               <w:t>Rechnungsstellung</w:t>
@@ -3393,6 +3504,7 @@
             </w:pPr>
             <w:r>
               <w:rPr>
+                <w:b w:val="0"/>
                 <w:sz w:val="19"/>
               </w:rPr>
               <w:t>Rechnungen &amp; Zahlungen</w:t>
@@ -3409,6 +3521,7 @@
             </w:pPr>
             <w:r>
               <w:rPr>
+                <w:b w:val="0"/>
                 <w:sz w:val="19"/>
               </w:rPr>
               <w:t>☒ ja</w:t>
@@ -3425,6 +3538,7 @@
             </w:pPr>
             <w:r>
               <w:rPr>
+                <w:b w:val="0"/>
                 <w:sz w:val="19"/>
               </w:rPr>
               <w:t>Rechnung nach Fertigstellung des Gutachtens</w:t>
@@ -3443,6 +3557,7 @@
             </w:pPr>
             <w:r>
               <w:rPr>
+                <w:b w:val="0"/>
                 <w:sz w:val="19"/>
               </w:rPr>
               <w:t>Einkauf &amp; Lager</w:t>
@@ -3459,6 +3574,7 @@
             </w:pPr>
             <w:r>
               <w:rPr>
+                <w:b w:val="0"/>
                 <w:sz w:val="19"/>
               </w:rPr>
               <w:t>Labor- &amp; Prüfmaterial</w:t>
@@ -3475,6 +3591,7 @@
             </w:pPr>
             <w:r>
               <w:rPr>
+                <w:b w:val="0"/>
                 <w:sz w:val="19"/>
               </w:rPr>
               <w:t>☒ ja</w:t>
@@ -3491,6 +3608,7 @@
             </w:pPr>
             <w:r>
               <w:rPr>
+                <w:b w:val="0"/>
                 <w:sz w:val="19"/>
               </w:rPr>
               <w:t>Gelatinefilter ca. 15 T€, Greiner-Röhrchen, 5–6 Händlerprodukte</w:t>
@@ -3509,6 +3627,7 @@
             </w:pPr>
             <w:r>
               <w:rPr>
+                <w:b w:val="0"/>
                 <w:sz w:val="19"/>
               </w:rPr>
               <w:t>Außendienst</w:t>
@@ -3525,6 +3644,7 @@
             </w:pPr>
             <w:r>
               <w:rPr>
+                <w:b w:val="0"/>
                 <w:sz w:val="19"/>
               </w:rPr>
               <w:t>Einsatzplanung &amp; Prüfberichte vor Ort</w:t>
@@ -3541,6 +3661,7 @@
             </w:pPr>
             <w:r>
               <w:rPr>
+                <w:b w:val="0"/>
                 <w:sz w:val="19"/>
               </w:rPr>
               <w:t>☒ ja</w:t>
@@ -3557,6 +3678,7 @@
             </w:pPr>
             <w:r>
               <w:rPr>
+                <w:b w:val="0"/>
                 <w:sz w:val="19"/>
               </w:rPr>
               <w:t>Hygienekontrollen vor Ort; Fotos per Pixel 8</w:t>
@@ -3575,6 +3697,7 @@
             </w:pPr>
             <w:r>
               <w:rPr>
+                <w:b w:val="0"/>
                 <w:sz w:val="19"/>
               </w:rPr>
               <w:t>Projekte &amp; Zeiterfassung</w:t>
@@ -3591,6 +3714,7 @@
             </w:pPr>
             <w:r>
               <w:rPr>
+                <w:b w:val="0"/>
                 <w:sz w:val="19"/>
               </w:rPr>
               <w:t>Beratungsaufträge &amp; Gutachten</w:t>
@@ -3607,6 +3731,7 @@
             </w:pPr>
             <w:r>
               <w:rPr>
+                <w:b w:val="0"/>
                 <w:sz w:val="19"/>
               </w:rPr>
               <w:t>☐ offen</w:t>
@@ -3623,6 +3748,7 @@
             </w:pPr>
             <w:r>
               <w:rPr>
+                <w:b w:val="0"/>
                 <w:sz w:val="19"/>
               </w:rPr>
               <w:t>im Termin nicht vertieft</w:t>
@@ -3641,6 +3767,7 @@
             </w:pPr>
             <w:r>
               <w:rPr>
+                <w:b w:val="0"/>
                 <w:sz w:val="19"/>
               </w:rPr>
               <w:t>Veranstaltungen &amp; E-Learning</w:t>
@@ -3657,6 +3784,7 @@
             </w:pPr>
             <w:r>
               <w:rPr>
+                <w:b w:val="0"/>
                 <w:sz w:val="19"/>
               </w:rPr>
               <w:t>VDI-Schulungen inkl. Online-Buchung</w:t>
@@ -3673,6 +3801,7 @@
             </w:pPr>
             <w:r>
               <w:rPr>
+                <w:b w:val="0"/>
                 <w:sz w:val="19"/>
               </w:rPr>
               <w:t>☒ ja</w:t>
@@ -3689,6 +3818,7 @@
             </w:pPr>
             <w:r>
               <w:rPr>
+                <w:b w:val="0"/>
                 <w:sz w:val="19"/>
               </w:rPr>
               <w:t>Mindestteilnehmerzahl 10; Vorplanung 6 Monate; 5 Dozenten; Inhouse-Schulungen</w:t>
@@ -3707,6 +3837,7 @@
             </w:pPr>
             <w:r>
               <w:rPr>
+                <w:b w:val="0"/>
                 <w:sz w:val="19"/>
               </w:rPr>
               <w:t>Abonnements</w:t>
@@ -3723,6 +3854,7 @@
             </w:pPr>
             <w:r>
               <w:rPr>
+                <w:b w:val="0"/>
                 <w:sz w:val="19"/>
               </w:rPr>
               <w:t>Wiederkehrende Prüfintervalle &amp; Verträge</w:t>
@@ -3739,6 +3871,7 @@
             </w:pPr>
             <w:r>
               <w:rPr>
+                <w:b w:val="0"/>
                 <w:sz w:val="19"/>
               </w:rPr>
               <w:t>☐ offen</w:t>
@@ -3755,6 +3888,7 @@
             </w:pPr>
             <w:r>
               <w:rPr>
+                <w:b w:val="0"/>
                 <w:sz w:val="19"/>
               </w:rPr>
               <w:t>wiederkehrende Intervalle nicht besprochen</w:t>
@@ -3773,6 +3907,7 @@
             </w:pPr>
             <w:r>
               <w:rPr>
+                <w:b w:val="0"/>
                 <w:sz w:val="19"/>
               </w:rPr>
               <w:t>Qualität &amp; Dokumente</w:t>
@@ -3789,6 +3924,7 @@
             </w:pPr>
             <w:r>
               <w:rPr>
+                <w:b w:val="0"/>
                 <w:sz w:val="19"/>
               </w:rPr>
               <w:t>Proben, Berichte &amp; Nachweise</w:t>
@@ -3805,6 +3941,7 @@
             </w:pPr>
             <w:r>
               <w:rPr>
+                <w:b w:val="0"/>
                 <w:sz w:val="19"/>
               </w:rPr>
               <w:t>☒ ja</w:t>
@@ -3821,6 +3958,7 @@
             </w:pPr>
             <w:r>
               <w:rPr>
+                <w:b w:val="0"/>
                 <w:sz w:val="19"/>
               </w:rPr>
               <w:t>Proben, Platten, Fotos, Gutachten; Dokumentenlayout ist bindend</w:t>
@@ -3839,6 +3977,7 @@
             </w:pPr>
             <w:r>
               <w:rPr>
+                <w:b w:val="0"/>
                 <w:sz w:val="19"/>
               </w:rPr>
               <w:t>Buchhaltung</w:t>
@@ -3855,6 +3994,7 @@
             </w:pPr>
             <w:r>
               <w:rPr>
+                <w:b w:val="0"/>
                 <w:sz w:val="19"/>
               </w:rPr>
               <w:t>Finanzbuchhaltung, DATEV-Anbindung</w:t>
@@ -3871,6 +4011,7 @@
             </w:pPr>
             <w:r>
               <w:rPr>
+                <w:b w:val="0"/>
                 <w:sz w:val="19"/>
               </w:rPr>
               <w:t>☐ offen</w:t>
@@ -3887,6 +4028,7 @@
             </w:pPr>
             <w:r>
               <w:rPr>
+                <w:b w:val="0"/>
                 <w:sz w:val="19"/>
               </w:rPr>
               <w:t>heutiges Buchhaltungssystem nicht erhoben</w:t>
@@ -3905,6 +4047,7 @@
             </w:pPr>
             <w:r>
               <w:rPr>
+                <w:b w:val="0"/>
                 <w:sz w:val="19"/>
               </w:rPr>
               <w:t>Produktion</w:t>
@@ -3921,6 +4064,7 @@
             </w:pPr>
             <w:r>
               <w:rPr>
+                <w:b w:val="0"/>
                 <w:sz w:val="19"/>
               </w:rPr>
               <w:t>vorher nicht eingeplant</w:t>
@@ -3937,6 +4081,7 @@
             </w:pPr>
             <w:r>
               <w:rPr>
+                <w:b w:val="0"/>
                 <w:sz w:val="19"/>
               </w:rPr>
               <w:t>☒ ja, minimal</w:t>
@@ -3953,6 +4098,7 @@
             </w:pPr>
             <w:r>
               <w:rPr>
+                <w:b w:val="0"/>
                 <w:sz w:val="19"/>
               </w:rPr>
               <w:t>geringe Eigenproduktion einiger Chemikalien</w:t>
@@ -3971,6 +4117,7 @@
             </w:pPr>
             <w:r>
               <w:rPr>
+                <w:b w:val="0"/>
                 <w:sz w:val="19"/>
               </w:rPr>
               <w:t>Website / E-Commerce</w:t>
@@ -3987,6 +4134,7 @@
             </w:pPr>
             <w:r>
               <w:rPr>
+                <w:b w:val="0"/>
                 <w:sz w:val="19"/>
               </w:rPr>
               <w:t>vorher nicht eingeplant</w:t>
@@ -4003,6 +4151,7 @@
             </w:pPr>
             <w:r>
               <w:rPr>
+                <w:b w:val="0"/>
                 <w:sz w:val="19"/>
               </w:rPr>
               <w:t>☐ offen</w:t>
@@ -4019,6 +4168,7 @@
             </w:pPr>
             <w:r>
               <w:rPr>
+                <w:b w:val="0"/>
                 <w:sz w:val="19"/>
               </w:rPr>
               <w:t>Kurse werden bundesweit beworben – Buchungsweg zu klären</w:t>
@@ -4037,6 +4187,7 @@
             </w:pPr>
             <w:r>
               <w:rPr>
+                <w:b w:val="0"/>
                 <w:sz w:val="19"/>
               </w:rPr>
               <w:t>Mehrgesellschaft / Multi-Company</w:t>
@@ -4053,6 +4204,7 @@
             </w:pPr>
             <w:r>
               <w:rPr>
+                <w:b w:val="0"/>
                 <w:sz w:val="19"/>
               </w:rPr>
               <w:t>zwei Standorte abbilden</w:t>
@@ -4069,6 +4221,7 @@
             </w:pPr>
             <w:r>
               <w:rPr>
+                <w:b w:val="0"/>
                 <w:sz w:val="19"/>
               </w:rPr>
               <w:t>☒ ja</w:t>
@@ -4085,6 +4238,7 @@
             </w:pPr>
             <w:r>
               <w:rPr>
+                <w:b w:val="0"/>
                 <w:sz w:val="19"/>
               </w:rPr>
               <w:t>Gütersloh und München; Struktur und Konsolidierung zu klären</w:t>
@@ -4103,6 +4257,7 @@
             </w:pPr>
             <w:r>
               <w:rPr>
+                <w:b w:val="0"/>
                 <w:sz w:val="19"/>
               </w:rPr>
               <w:t>Labor-/LIMS-Funktionen</w:t>
@@ -4119,6 +4274,7 @@
             </w:pPr>
             <w:r>
               <w:rPr>
+                <w:b w:val="0"/>
                 <w:sz w:val="19"/>
               </w:rPr>
               <w:t>Ersatz für das Gutachtenprogramm</w:t>
@@ -4135,6 +4291,7 @@
             </w:pPr>
             <w:r>
               <w:rPr>
+                <w:b w:val="0"/>
                 <w:sz w:val="19"/>
               </w:rPr>
               <w:t>☐ zu prüfen</w:t>
@@ -4151,6 +4308,7 @@
             </w:pPr>
             <w:r>
               <w:rPr>
+                <w:b w:val="0"/>
                 <w:sz w:val="19"/>
               </w:rPr>
               <w:t>Auszählung, Fotodokumentation, Berichtserzeugung mit festem Layout</w:t>
@@ -4676,6 +4834,7 @@
             </w:pPr>
             <w:r>
               <w:rPr>
+                <w:b w:val="0"/>
                 <w:sz w:val="19"/>
               </w:rPr>
               <w:t>1</w:t>
@@ -4692,6 +4851,7 @@
             </w:pPr>
             <w:r>
               <w:rPr>
+                <w:b w:val="0"/>
                 <w:sz w:val="19"/>
               </w:rPr>
               <w:t>Protokoll &amp; Zusammenfassung des Discovery Calls versenden</w:t>
@@ -4708,6 +4868,7 @@
             </w:pPr>
             <w:r>
               <w:rPr>
+                <w:b w:val="0"/>
                 <w:sz w:val="19"/>
               </w:rPr>
               <w:t>CertoClav</w:t>
@@ -4722,11 +4883,6 @@
             <w:pPr>
               <w:spacing w:after="0"/>
             </w:pPr>
-            <w:r>
-              <w:rPr>
-                <w:sz w:val="19"/>
-              </w:rPr>
-            </w:r>
           </w:p>
         </w:tc>
         <w:tc>
@@ -4739,6 +4895,7 @@
             </w:pPr>
             <w:r>
               <w:rPr>
+                <w:b w:val="0"/>
                 <w:sz w:val="19"/>
               </w:rPr>
               <w:t>☐ offen</w:t>
@@ -4757,6 +4914,7 @@
             </w:pPr>
             <w:r>
               <w:rPr>
+                <w:b w:val="0"/>
                 <w:sz w:val="19"/>
               </w:rPr>
               <w:t>2</w:t>
@@ -4773,6 +4931,7 @@
             </w:pPr>
             <w:r>
               <w:rPr>
+                <w:b w:val="0"/>
                 <w:sz w:val="19"/>
               </w:rPr>
               <w:t>Rohdaten bereitstellen: Anlagenlisten, Kunden-/Artikelstamm, Kurskatalog</w:t>
@@ -4789,6 +4948,7 @@
             </w:pPr>
             <w:r>
               <w:rPr>
+                <w:b w:val="0"/>
                 <w:sz w:val="19"/>
               </w:rPr>
               <w:t>biotec</w:t>
@@ -4803,11 +4963,6 @@
             <w:pPr>
               <w:spacing w:after="0"/>
             </w:pPr>
-            <w:r>
-              <w:rPr>
-                <w:sz w:val="19"/>
-              </w:rPr>
-            </w:r>
           </w:p>
         </w:tc>
         <w:tc>
@@ -4820,6 +4975,7 @@
             </w:pPr>
             <w:r>
               <w:rPr>
+                <w:b w:val="0"/>
                 <w:sz w:val="19"/>
               </w:rPr>
               <w:t>☐ offen</w:t>
@@ -4838,6 +4994,7 @@
             </w:pPr>
             <w:r>
               <w:rPr>
+                <w:b w:val="0"/>
                 <w:sz w:val="19"/>
               </w:rPr>
               <w:t>3</w:t>
@@ -4854,6 +5011,7 @@
             </w:pPr>
             <w:r>
               <w:rPr>
+                <w:b w:val="0"/>
                 <w:sz w:val="19"/>
               </w:rPr>
               <w:t>Gutachten- und Berichtsvorlagen als Muster bereitstellen (Layout ist bindend)</w:t>
@@ -4870,6 +5028,7 @@
             </w:pPr>
             <w:r>
               <w:rPr>
+                <w:b w:val="0"/>
                 <w:sz w:val="19"/>
               </w:rPr>
               <w:t>biotec</w:t>
@@ -4884,11 +5043,6 @@
             <w:pPr>
               <w:spacing w:after="0"/>
             </w:pPr>
-            <w:r>
-              <w:rPr>
-                <w:sz w:val="19"/>
-              </w:rPr>
-            </w:r>
           </w:p>
         </w:tc>
         <w:tc>
@@ -4901,6 +5055,7 @@
             </w:pPr>
             <w:r>
               <w:rPr>
+                <w:b w:val="0"/>
                 <w:sz w:val="19"/>
               </w:rPr>
               <w:t>☐ offen</w:t>
@@ -4919,6 +5074,7 @@
             </w:pPr>
             <w:r>
               <w:rPr>
+                <w:b w:val="0"/>
                 <w:sz w:val="19"/>
               </w:rPr>
               <w:t>4</w:t>
@@ -4935,6 +5091,7 @@
             </w:pPr>
             <w:r>
               <w:rPr>
+                <w:b w:val="0"/>
                 <w:sz w:val="19"/>
               </w:rPr>
               <w:t>Delphi-Applikation: Exportmöglichkeiten und Schnittstellen dokumentieren</w:t>
@@ -4951,6 +5108,7 @@
             </w:pPr>
             <w:r>
               <w:rPr>
+                <w:b w:val="0"/>
                 <w:sz w:val="19"/>
               </w:rPr>
               <w:t>biotec / CertoClav</w:t>
@@ -4965,11 +5123,6 @@
             <w:pPr>
               <w:spacing w:after="0"/>
             </w:pPr>
-            <w:r>
-              <w:rPr>
-                <w:sz w:val="19"/>
-              </w:rPr>
-            </w:r>
           </w:p>
         </w:tc>
         <w:tc>
@@ -4982,6 +5135,7 @@
             </w:pPr>
             <w:r>
               <w:rPr>
+                <w:b w:val="0"/>
                 <w:sz w:val="19"/>
               </w:rPr>
               <w:t>☐ offen</w:t>
@@ -5000,6 +5154,7 @@
             </w:pPr>
             <w:r>
               <w:rPr>
+                <w:b w:val="0"/>
                 <w:sz w:val="19"/>
               </w:rPr>
               <w:t>5</w:t>
@@ -5016,6 +5171,7 @@
             </w:pPr>
             <w:r>
               <w:rPr>
+                <w:b w:val="0"/>
                 <w:sz w:val="19"/>
               </w:rPr>
               <w:t>Anzahl und Namen der vor Ort zu schulenden Personen bestätigen (3 oder 4)</w:t>
@@ -5032,6 +5188,7 @@
             </w:pPr>
             <w:r>
               <w:rPr>
+                <w:b w:val="0"/>
                 <w:sz w:val="19"/>
               </w:rPr>
               <w:t>biotec</w:t>
@@ -5046,11 +5203,6 @@
             <w:pPr>
               <w:spacing w:after="0"/>
             </w:pPr>
-            <w:r>
-              <w:rPr>
-                <w:sz w:val="19"/>
-              </w:rPr>
-            </w:r>
           </w:p>
         </w:tc>
         <w:tc>
@@ -5063,6 +5215,7 @@
             </w:pPr>
             <w:r>
               <w:rPr>
+                <w:b w:val="0"/>
                 <w:sz w:val="19"/>
               </w:rPr>
               <w:t>☐ offen</w:t>
@@ -5081,6 +5234,7 @@
             </w:pPr>
             <w:r>
               <w:rPr>
+                <w:b w:val="0"/>
                 <w:sz w:val="19"/>
               </w:rPr>
               <w:t>6</w:t>
@@ -5097,6 +5251,7 @@
             </w:pPr>
             <w:r>
               <w:rPr>
+                <w:b w:val="0"/>
                 <w:sz w:val="19"/>
               </w:rPr>
               <w:t>Hauptansprechpartner für die Iterationen benennen</w:t>
@@ -5113,6 +5268,7 @@
             </w:pPr>
             <w:r>
               <w:rPr>
+                <w:b w:val="0"/>
                 <w:sz w:val="19"/>
               </w:rPr>
               <w:t>biotec</w:t>
@@ -5127,11 +5283,6 @@
             <w:pPr>
               <w:spacing w:after="0"/>
             </w:pPr>
-            <w:r>
-              <w:rPr>
-                <w:sz w:val="19"/>
-              </w:rPr>
-            </w:r>
           </w:p>
         </w:tc>
         <w:tc>
@@ -5144,6 +5295,7 @@
             </w:pPr>
             <w:r>
               <w:rPr>
+                <w:b w:val="0"/>
                 <w:sz w:val="19"/>
               </w:rPr>
               <w:t>☐ offen</w:t>
@@ -5162,6 +5314,7 @@
             </w:pPr>
             <w:r>
               <w:rPr>
+                <w:b w:val="0"/>
                 <w:sz w:val="19"/>
               </w:rPr>
               <w:t>7</w:t>
@@ -5178,6 +5331,7 @@
             </w:pPr>
             <w:r>
               <w:rPr>
+                <w:b w:val="0"/>
                 <w:sz w:val="19"/>
               </w:rPr>
               <w:t>Scoping &amp; Angebot – inkl. Vor-Ort-Schulung statt Train-the-Trainer, Multi-Company und Layouttreue</w:t>
@@ -5194,6 +5348,7 @@
             </w:pPr>
             <w:r>
               <w:rPr>
+                <w:b w:val="0"/>
                 <w:sz w:val="19"/>
               </w:rPr>
               <w:t>CertoClav</w:t>
@@ -5208,11 +5363,6 @@
             <w:pPr>
               <w:spacing w:after="0"/>
             </w:pPr>
-            <w:r>
-              <w:rPr>
-                <w:sz w:val="19"/>
-              </w:rPr>
-            </w:r>
           </w:p>
         </w:tc>
         <w:tc>
@@ -5225,6 +5375,7 @@
             </w:pPr>
             <w:r>
               <w:rPr>
+                <w:b w:val="0"/>
                 <w:sz w:val="19"/>
               </w:rPr>
               <w:t>☐ offen</w:t>
@@ -5243,6 +5394,7 @@
             </w:pPr>
             <w:r>
               <w:rPr>
+                <w:b w:val="0"/>
                 <w:sz w:val="19"/>
               </w:rPr>
               <w:t>8</w:t>
@@ -5259,6 +5411,7 @@
             </w:pPr>
             <w:r>
               <w:rPr>
+                <w:b w:val="0"/>
                 <w:sz w:val="19"/>
               </w:rPr>
               <w:t>Klären, ob die Certania-Anforderungen (P2P/O2C, POC/WIP) zum Scope gehören</w:t>
@@ -5275,6 +5428,7 @@
             </w:pPr>
             <w:r>
               <w:rPr>
+                <w:b w:val="0"/>
                 <w:sz w:val="19"/>
               </w:rPr>
               <w:t>CertoClav / Certania</w:t>
@@ -5289,11 +5443,6 @@
             <w:pPr>
               <w:spacing w:after="0"/>
             </w:pPr>
-            <w:r>
-              <w:rPr>
-                <w:sz w:val="19"/>
-              </w:rPr>
-            </w:r>
           </w:p>
         </w:tc>
         <w:tc>
@@ -5306,6 +5455,7 @@
             </w:pPr>
             <w:r>
               <w:rPr>
+                <w:b w:val="0"/>
                 <w:sz w:val="19"/>
               </w:rPr>
               <w:t>☐ offen</w:t>
@@ -5425,6 +5575,7 @@
             </w:pPr>
             <w:r>
               <w:rPr>
+                <w:b w:val="0"/>
                 <w:sz w:val="19"/>
               </w:rPr>
               <w:t>Anzahl der vor Ort zu schulenden Personen: 3 oder 4? Vierter Name fehlt</w:t>
@@ -5441,6 +5592,7 @@
             </w:pPr>
             <w:r>
               <w:rPr>
+                <w:b w:val="0"/>
                 <w:sz w:val="19"/>
               </w:rPr>
               <w:t>biotec</w:t>
@@ -5455,11 +5607,6 @@
             <w:pPr>
               <w:spacing w:after="0"/>
             </w:pPr>
-            <w:r>
-              <w:rPr>
-                <w:sz w:val="19"/>
-              </w:rPr>
-            </w:r>
           </w:p>
         </w:tc>
       </w:tr>
@@ -5474,6 +5621,7 @@
             </w:pPr>
             <w:r>
               <w:rPr>
+                <w:b w:val="0"/>
                 <w:sz w:val="19"/>
               </w:rPr>
               <w:t>Plattenmenge: rund 900 oder 9.000 – und je Woche, Monat oder Jahr?</w:t>
@@ -5490,6 +5638,7 @@
             </w:pPr>
             <w:r>
               <w:rPr>
+                <w:b w:val="0"/>
                 <w:sz w:val="19"/>
               </w:rPr>
               <w:t>biotec</w:t>
@@ -5504,11 +5653,6 @@
             <w:pPr>
               <w:spacing w:after="0"/>
             </w:pPr>
-            <w:r>
-              <w:rPr>
-                <w:sz w:val="19"/>
-              </w:rPr>
-            </w:r>
           </w:p>
         </w:tc>
       </w:tr>
@@ -5523,6 +5667,7 @@
             </w:pPr>
             <w:r>
               <w:rPr>
+                <w:b w:val="0"/>
                 <w:sz w:val="19"/>
               </w:rPr>
               <w:t>biotec Süd: welchem der drei Standorte entspricht der Name?</w:t>
@@ -5539,6 +5684,7 @@
             </w:pPr>
             <w:r>
               <w:rPr>
+                <w:b w:val="0"/>
                 <w:sz w:val="19"/>
               </w:rPr>
               <w:t>biotec</w:t>
@@ -5553,11 +5699,6 @@
             <w:pPr>
               <w:spacing w:after="0"/>
             </w:pPr>
-            <w:r>
-              <w:rPr>
-                <w:sz w:val="19"/>
-              </w:rPr>
-            </w:r>
           </w:p>
         </w:tc>
       </w:tr>
@@ -5572,6 +5713,7 @@
             </w:pPr>
             <w:r>
               <w:rPr>
+                <w:b w:val="0"/>
                 <w:sz w:val="19"/>
               </w:rPr>
               <w:t>Nachnamen und Funktionen von „Stefan“ und „Markus“</w:t>
@@ -5588,6 +5730,7 @@
             </w:pPr>
             <w:r>
               <w:rPr>
+                <w:b w:val="0"/>
                 <w:sz w:val="19"/>
               </w:rPr>
               <w:t>biotec</w:t>
@@ -5602,11 +5745,6 @@
             <w:pPr>
               <w:spacing w:after="0"/>
             </w:pPr>
-            <w:r>
-              <w:rPr>
-                <w:sz w:val="19"/>
-              </w:rPr>
-            </w:r>
           </w:p>
         </w:tc>
       </w:tr>
@@ -5621,6 +5759,7 @@
             </w:pPr>
             <w:r>
               <w:rPr>
+                <w:b w:val="0"/>
                 <w:sz w:val="19"/>
               </w:rPr>
               <w:t>Sind die drei Standorte eigene Gesellschaften oder Betriebsstätten? Konsolidierungsbedarf?</w:t>
@@ -5637,6 +5776,7 @@
             </w:pPr>
             <w:r>
               <w:rPr>
+                <w:b w:val="0"/>
                 <w:sz w:val="19"/>
               </w:rPr>
               <w:t>biotec</w:t>
@@ -5651,11 +5791,6 @@
             <w:pPr>
               <w:spacing w:after="0"/>
             </w:pPr>
-            <w:r>
-              <w:rPr>
-                <w:sz w:val="19"/>
-              </w:rPr>
-            </w:r>
           </w:p>
         </w:tc>
       </w:tr>
@@ -5670,6 +5805,7 @@
             </w:pPr>
             <w:r>
               <w:rPr>
+                <w:b w:val="0"/>
                 <w:sz w:val="19"/>
               </w:rPr>
               <w:t>Welche Schnittstellen bedient die Delphi-Applikation heute?</w:t>
@@ -5686,6 +5822,7 @@
             </w:pPr>
             <w:r>
               <w:rPr>
+                <w:b w:val="0"/>
                 <w:sz w:val="19"/>
               </w:rPr>
               <w:t>biotec</w:t>
@@ -5700,11 +5837,6 @@
             <w:pPr>
               <w:spacing w:after="0"/>
             </w:pPr>
-            <w:r>
-              <w:rPr>
-                <w:sz w:val="19"/>
-              </w:rPr>
-            </w:r>
           </w:p>
         </w:tc>
       </w:tr>
@@ -5719,6 +5851,7 @@
             </w:pPr>
             <w:r>
               <w:rPr>
+                <w:b w:val="0"/>
                 <w:sz w:val="19"/>
               </w:rPr>
               <w:t>Bleibt OneDrive die Dokumentenablage oder übernimmt Odoo Dokumente?</w:t>
@@ -5735,6 +5868,7 @@
             </w:pPr>
             <w:r>
               <w:rPr>
+                <w:b w:val="0"/>
                 <w:sz w:val="19"/>
               </w:rPr>
               <w:t>gemeinsam</w:t>
@@ -5749,11 +5883,6 @@
             <w:pPr>
               <w:spacing w:after="0"/>
             </w:pPr>
-            <w:r>
-              <w:rPr>
-                <w:sz w:val="19"/>
-              </w:rPr>
-            </w:r>
           </w:p>
         </w:tc>
       </w:tr>
@@ -5768,6 +5897,7 @@
             </w:pPr>
             <w:r>
               <w:rPr>
+                <w:b w:val="0"/>
                 <w:sz w:val="19"/>
               </w:rPr>
               <w:t>Heutiges Buchhaltungssystem und DATEV-Anbindung</w:t>
@@ -5784,6 +5914,7 @@
             </w:pPr>
             <w:r>
               <w:rPr>
+                <w:b w:val="0"/>
                 <w:sz w:val="19"/>
               </w:rPr>
               <w:t>biotec</w:t>
@@ -5798,11 +5929,6 @@
             <w:pPr>
               <w:spacing w:after="0"/>
             </w:pPr>
-            <w:r>
-              <w:rPr>
-                <w:sz w:val="19"/>
-              </w:rPr>
-            </w:r>
           </w:p>
         </w:tc>
       </w:tr>
@@ -5817,6 +5943,7 @@
             </w:pPr>
             <w:r>
               <w:rPr>
+                <w:b w:val="0"/>
                 <w:sz w:val="19"/>
               </w:rPr>
               <w:t>Michael Brand formell als Hauptansprechpartner bestätigen</w:t>
@@ -5833,6 +5960,7 @@
             </w:pPr>
             <w:r>
               <w:rPr>
+                <w:b w:val="0"/>
                 <w:sz w:val="19"/>
               </w:rPr>
               <w:t>biotec</w:t>
@@ -5847,11 +5975,6 @@
             <w:pPr>
               <w:spacing w:after="0"/>
             </w:pPr>
-            <w:r>
-              <w:rPr>
-                <w:sz w:val="19"/>
-              </w:rPr>
-            </w:r>
           </w:p>
         </w:tc>
       </w:tr>
@@ -5866,6 +5989,7 @@
             </w:pPr>
             <w:r>
               <w:rPr>
+                <w:b w:val="0"/>
                 <w:sz w:val="19"/>
               </w:rPr>
               <w:t>Nicole Krupa: „Biotec Stetic“ – welche Einheit ist gemeint?</w:t>
@@ -5882,6 +6006,7 @@
             </w:pPr>
             <w:r>
               <w:rPr>
+                <w:b w:val="0"/>
                 <w:sz w:val="19"/>
               </w:rPr>
               <w:t>biotec</w:t>
@@ -5896,11 +6021,6 @@
             <w:pPr>
               <w:spacing w:after="0"/>
             </w:pPr>
-            <w:r>
-              <w:rPr>
-                <w:sz w:val="19"/>
-              </w:rPr>
-            </w:r>
           </w:p>
         </w:tc>
       </w:tr>
@@ -5915,6 +6035,7 @@
             </w:pPr>
             <w:r>
               <w:rPr>
+                <w:b w:val="0"/>
                 <w:sz w:val="19"/>
               </w:rPr>
               <w:t>Westbomke: externer IT-Dienstleister oder eigene Abteilung? Rolle im Projekt (Zugänge, Schnittstellen, Delphi-Betreuung)?</w:t>
@@ -5931,6 +6052,7 @@
             </w:pPr>
             <w:r>
               <w:rPr>
+                <w:b w:val="0"/>
                 <w:sz w:val="19"/>
               </w:rPr>
               <w:t>biotec</w:t>
@@ -5945,11 +6067,6 @@
             <w:pPr>
               <w:spacing w:after="0"/>
             </w:pPr>
-            <w:r>
-              <w:rPr>
-                <w:sz w:val="19"/>
-              </w:rPr>
-            </w:r>
           </w:p>
         </w:tc>
       </w:tr>
